--- a/exercices/UtilitairesLigneCommande/Utilitaire3.docx
+++ b/exercices/UtilitairesLigneCommande/Utilitaire3.docx
@@ -1,10 +1,23 @@
 
 <file path=word/document.xml><?xml version="1.0" encoding="utf-8"?>
-<w:document xmlns:wpc="http://schemas.microsoft.com/office/word/2010/wordprocessingCanvas" xmlns:cx="http://schemas.microsoft.com/office/drawing/2014/chartex" xmlns:cx1="http://schemas.microsoft.com/office/drawing/2015/9/8/chartex" xmlns:cx2="http://schemas.microsoft.com/office/drawing/2015/10/21/chartex" xmlns:cx3="http://schemas.microsoft.com/office/drawing/2016/5/9/chartex" xmlns:cx4="http://schemas.microsoft.com/office/drawing/2016/5/10/chartex" xmlns:cx5="http://schemas.microsoft.com/office/drawing/2016/5/11/chartex" xmlns:cx6="http://schemas.microsoft.com/office/drawing/2016/5/12/chartex" xmlns:cx7="http://schemas.microsoft.com/office/drawing/2016/5/13/chartex" xmlns:cx8="http://schemas.microsoft.com/office/drawing/2016/5/14/chartex" xmlns:mc="http://schemas.openxmlformats.org/markup-compatibility/2006" xmlns:aink="http://schemas.microsoft.com/office/drawing/2016/ink" xmlns:am3d="http://schemas.microsoft.com/office/drawing/2017/model3d" xmlns:o="urn:schemas-microsoft-com:office:office" xmlns:oel="http://schemas.microsoft.com/office/2019/extlst" xmlns:r="http://schemas.openxmlformats.org/officeDocument/2006/relationships" xmlns:m="http://schemas.openxmlformats.org/officeDocument/2006/math" xmlns:v="urn:schemas-microsoft-com:vml" xmlns:wp14="http://schemas.microsoft.com/office/word/2010/wordprocessingDrawing" xmlns:wp="http://schemas.openxmlformats.org/drawingml/2006/wordprocessingDrawing" xmlns:w10="urn:schemas-microsoft-com:office:word" xmlns:w="http://schemas.openxmlformats.org/wordprocessingml/2006/main" xmlns:w14="http://schemas.microsoft.com/office/word/2010/wordml" xmlns:w15="http://schemas.microsoft.com/office/word/2012/wordml" xmlns:w16cex="http://schemas.microsoft.com/office/word/2018/wordml/cex" xmlns:w16cid="http://schemas.microsoft.com/office/word/2016/wordml/cid" xmlns:w16="http://schemas.microsoft.com/office/word/2018/wordml" xmlns:w16sdtdh="http://schemas.microsoft.com/office/word/2020/wordml/sdtdatahash" xmlns:w16se="http://schemas.microsoft.com/office/word/2015/wordml/symex" xmlns:wpg="http://schemas.microsoft.com/office/word/2010/wordprocessingGroup" xmlns:wpi="http://schemas.microsoft.com/office/word/2010/wordprocessingInk" xmlns:wne="http://schemas.microsoft.com/office/word/2006/wordml" xmlns:wps="http://schemas.microsoft.com/office/word/2010/wordprocessingShape" mc:Ignorable="w14 w15 w16se w16cid w16 w16cex w16sdtdh wp14">
+<w:document xmlns:o="urn:schemas-microsoft-com:office:office" xmlns:r="http://schemas.openxmlformats.org/officeDocument/2006/relationships" xmlns:v="urn:schemas-microsoft-com:vml" xmlns:w="http://schemas.openxmlformats.org/wordprocessingml/2006/main" xmlns:w10="urn:schemas-microsoft-com:office:word" xmlns:wp="http://schemas.openxmlformats.org/drawingml/2006/wordprocessingDrawing" xmlns:wps="http://schemas.microsoft.com/office/word/2010/wordprocessingShape" xmlns:wpg="http://schemas.microsoft.com/office/word/2010/wordprocessingGroup" xmlns:mc="http://schemas.openxmlformats.org/markup-compatibility/2006" xmlns:wp14="http://schemas.microsoft.com/office/word/2010/wordprocessingDrawing" xmlns:w14="http://schemas.microsoft.com/office/word/2010/wordml" xmlns:w15="http://schemas.microsoft.com/office/word/2012/wordml" mc:Ignorable="w14 wp14 w15">
   <w:body>
     <w:p>
       <w:pPr>
-        <w:spacing w:after="120" w:line="240" w:lineRule="auto"/>
+        <w:pStyle w:val="Normal"/>
+        <w:spacing w:lineRule="auto" w:line="240" w:before="0" w:after="120"/>
+        <w:rPr>
+          <w:b/>
+          <w:b/>
+          <w:bCs/>
+          <w:i/>
+          <w:i/>
+          <w:iCs/>
+          <w:sz w:val="24"/>
+          <w:szCs w:val="24"/>
+        </w:rPr>
+      </w:pPr>
+      <w:r>
         <w:rPr>
           <w:b/>
           <w:bCs/>
@@ -13,6 +26,23 @@
           <w:sz w:val="24"/>
           <w:szCs w:val="24"/>
         </w:rPr>
+        <w:t>420-113 – Système d’exploitation</w:t>
+      </w:r>
+    </w:p>
+    <w:p>
+      <w:pPr>
+        <w:pStyle w:val="Normal"/>
+        <w:spacing w:lineRule="auto" w:line="240" w:before="0" w:after="120"/>
+        <w:rPr>
+          <w:b/>
+          <w:b/>
+          <w:bCs/>
+          <w:i/>
+          <w:i/>
+          <w:iCs/>
+          <w:sz w:val="24"/>
+          <w:szCs w:val="24"/>
+        </w:rPr>
       </w:pPr>
       <w:r>
         <w:rPr>
@@ -23,8 +53,24 @@
           <w:sz w:val="24"/>
           <w:szCs w:val="24"/>
         </w:rPr>
-        <w:t>420-113 – Système d</w:t>
-      </w:r>
+        <w:t>Chapitre 6 – Utilitaires du shell</w:t>
+      </w:r>
+    </w:p>
+    <w:p>
+      <w:pPr>
+        <w:pStyle w:val="Normal"/>
+        <w:jc w:val="center"/>
+        <w:rPr>
+          <w:b/>
+          <w:b/>
+          <w:bCs/>
+          <w:i/>
+          <w:i/>
+          <w:iCs/>
+          <w:sz w:val="24"/>
+          <w:szCs w:val="24"/>
+        </w:rPr>
+      </w:pPr>
       <w:r>
         <w:rPr>
           <w:b/>
@@ -34,8 +80,23 @@
           <w:sz w:val="24"/>
           <w:szCs w:val="24"/>
         </w:rPr>
-        <w:t>’</w:t>
-      </w:r>
+      </w:r>
+    </w:p>
+    <w:p>
+      <w:pPr>
+        <w:pStyle w:val="Normal"/>
+        <w:jc w:val="left"/>
+        <w:rPr>
+          <w:b/>
+          <w:b/>
+          <w:bCs/>
+          <w:i/>
+          <w:i/>
+          <w:iCs/>
+          <w:sz w:val="24"/>
+          <w:szCs w:val="24"/>
+        </w:rPr>
+      </w:pPr>
       <w:r>
         <w:rPr>
           <w:b/>
@@ -45,451 +106,50 @@
           <w:sz w:val="24"/>
           <w:szCs w:val="24"/>
         </w:rPr>
-        <w:t>exploitation</w:t>
+        <w:t xml:space="preserve">Exercice 3 – </w:t>
+      </w:r>
+      <w:r>
+        <w:rPr>
+          <w:b/>
+          <w:bCs/>
+          <w:sz w:val="24"/>
+          <w:szCs w:val="24"/>
+        </w:rPr>
+        <w:t>sort, uniq, wc et cut</w:t>
       </w:r>
     </w:p>
     <w:p>
       <w:pPr>
-        <w:spacing w:after="120" w:line="240" w:lineRule="auto"/>
-        <w:rPr>
-          <w:b/>
-          <w:bCs/>
+        <w:pStyle w:val="ListParagraph"/>
+        <w:numPr>
+          <w:ilvl w:val="0"/>
+          <w:numId w:val="1"/>
+        </w:numPr>
+        <w:spacing w:before="0" w:after="160"/>
+        <w:ind w:left="357" w:hanging="357"/>
+        <w:contextualSpacing w:val="false"/>
+        <w:rPr>
+          <w:sz w:val="24"/>
+          <w:szCs w:val="24"/>
+        </w:rPr>
+      </w:pPr>
+      <w:r>
+        <w:rPr>
+          <w:sz w:val="24"/>
+          <w:szCs w:val="24"/>
+        </w:rPr>
+        <w:t xml:space="preserve">Quelle commande permet de trier en ordre alphabétique inversé le contenu de </w:t>
+      </w:r>
+      <w:r>
+        <w:rPr>
           <w:i/>
           <w:iCs/>
           <w:sz w:val="24"/>
           <w:szCs w:val="24"/>
-        </w:rPr>
-      </w:pPr>
-      <w:r>
-        <w:rPr>
-          <w:b/>
-          <w:bCs/>
-          <w:i/>
-          <w:iCs/>
-          <w:sz w:val="24"/>
-          <w:szCs w:val="24"/>
-        </w:rPr>
-        <w:t xml:space="preserve">Semaine </w:t>
-      </w:r>
-      <w:r>
-        <w:rPr>
-          <w:b/>
-          <w:bCs/>
-          <w:i/>
-          <w:iCs/>
-          <w:sz w:val="24"/>
-          <w:szCs w:val="24"/>
-        </w:rPr>
-        <w:t>1</w:t>
-      </w:r>
-      <w:r>
-        <w:rPr>
-          <w:b/>
-          <w:bCs/>
-          <w:i/>
-          <w:iCs/>
-          <w:sz w:val="24"/>
-          <w:szCs w:val="24"/>
-        </w:rPr>
-        <w:t>1</w:t>
-      </w:r>
-      <w:r>
-        <w:rPr>
-          <w:b/>
-          <w:bCs/>
-          <w:i/>
-          <w:iCs/>
-          <w:sz w:val="24"/>
-          <w:szCs w:val="24"/>
-        </w:rPr>
-        <w:t xml:space="preserve"> – </w:t>
-      </w:r>
-      <w:r>
-        <w:rPr>
-          <w:b/>
-          <w:bCs/>
-          <w:i/>
-          <w:iCs/>
-          <w:sz w:val="24"/>
-          <w:szCs w:val="24"/>
-        </w:rPr>
-        <w:t>Exécutables et processus</w:t>
-      </w:r>
-    </w:p>
-    <w:p>
-      <w:pPr>
-        <w:jc w:val="center"/>
-        <w:rPr>
-          <w:b/>
-          <w:bCs/>
-          <w:i/>
-          <w:iCs/>
-          <w:sz w:val="24"/>
-          <w:szCs w:val="24"/>
-        </w:rPr>
-      </w:pPr>
-    </w:p>
-    <w:p>
-      <w:pPr>
-        <w:jc w:val="center"/>
-        <w:rPr>
-          <w:b/>
-          <w:bCs/>
-          <w:i/>
-          <w:iCs/>
-          <w:sz w:val="24"/>
-          <w:szCs w:val="24"/>
-        </w:rPr>
-      </w:pPr>
-      <w:r>
-        <w:rPr>
-          <w:b/>
-          <w:bCs/>
-          <w:i/>
-          <w:iCs/>
-          <w:sz w:val="24"/>
-          <w:szCs w:val="24"/>
-        </w:rPr>
-        <w:t>Exercice</w:t>
-      </w:r>
-      <w:r>
-        <w:rPr>
-          <w:b/>
-          <w:bCs/>
-          <w:i/>
-          <w:iCs/>
-          <w:sz w:val="24"/>
-          <w:szCs w:val="24"/>
-        </w:rPr>
-        <w:t xml:space="preserve"> </w:t>
-      </w:r>
-      <w:r>
-        <w:rPr>
-          <w:b/>
-          <w:bCs/>
-          <w:i/>
-          <w:iCs/>
-          <w:sz w:val="24"/>
-          <w:szCs w:val="24"/>
-        </w:rPr>
-        <w:t>3</w:t>
-      </w:r>
-      <w:r>
-        <w:rPr>
-          <w:b/>
-          <w:bCs/>
-          <w:i/>
-          <w:iCs/>
-          <w:sz w:val="24"/>
-          <w:szCs w:val="24"/>
-        </w:rPr>
-        <w:t xml:space="preserve"> – </w:t>
-      </w:r>
-      <w:r>
-        <w:rPr>
-          <w:b/>
-          <w:bCs/>
-          <w:sz w:val="24"/>
-          <w:szCs w:val="24"/>
-        </w:rPr>
-        <w:t xml:space="preserve">sort, </w:t>
-      </w:r>
-      <w:proofErr w:type="spellStart"/>
-      <w:r>
-        <w:rPr>
-          <w:b/>
-          <w:bCs/>
-          <w:sz w:val="24"/>
-          <w:szCs w:val="24"/>
-        </w:rPr>
-        <w:t>uniq</w:t>
-      </w:r>
-      <w:proofErr w:type="spellEnd"/>
-      <w:r>
-        <w:rPr>
-          <w:b/>
-          <w:bCs/>
-          <w:sz w:val="24"/>
-          <w:szCs w:val="24"/>
-        </w:rPr>
-        <w:t xml:space="preserve">, </w:t>
-      </w:r>
-      <w:proofErr w:type="spellStart"/>
-      <w:r>
-        <w:rPr>
-          <w:b/>
-          <w:bCs/>
-          <w:sz w:val="24"/>
-          <w:szCs w:val="24"/>
-        </w:rPr>
-        <w:t>wc</w:t>
-      </w:r>
-      <w:proofErr w:type="spellEnd"/>
-      <w:r>
-        <w:rPr>
-          <w:b/>
-          <w:bCs/>
-          <w:sz w:val="24"/>
-          <w:szCs w:val="24"/>
-        </w:rPr>
-        <w:t xml:space="preserve"> et </w:t>
-      </w:r>
-      <w:proofErr w:type="spellStart"/>
-      <w:r>
-        <w:rPr>
-          <w:b/>
-          <w:bCs/>
-          <w:sz w:val="24"/>
-          <w:szCs w:val="24"/>
-        </w:rPr>
-        <w:t>cut</w:t>
-      </w:r>
-      <w:proofErr w:type="spellEnd"/>
-    </w:p>
-    <w:p>
-      <w:pPr>
-        <w:rPr>
-          <w:sz w:val="24"/>
-          <w:szCs w:val="24"/>
-        </w:rPr>
-      </w:pPr>
-    </w:p>
-    <w:p>
-      <w:pPr>
-        <w:rPr>
-          <w:sz w:val="24"/>
-          <w:szCs w:val="24"/>
           <w:u w:val="single"/>
         </w:rPr>
-      </w:pPr>
-      <w:r>
-        <w:rPr>
-          <w:sz w:val="24"/>
-          <w:szCs w:val="24"/>
-          <w:u w:val="single"/>
-        </w:rPr>
-        <w:t>Préalables</w:t>
-      </w:r>
-    </w:p>
-    <w:p>
-      <w:pPr>
-        <w:pStyle w:val="Paragraphedeliste"/>
-        <w:numPr>
-          <w:ilvl w:val="0"/>
-          <w:numId w:val="2"/>
-        </w:numPr>
-        <w:spacing w:after="0"/>
-        <w:ind w:left="714" w:hanging="357"/>
-        <w:contextualSpacing w:val="0"/>
-        <w:rPr>
-          <w:sz w:val="24"/>
-          <w:szCs w:val="24"/>
-        </w:rPr>
-      </w:pPr>
-      <w:r>
-        <w:rPr>
-          <w:sz w:val="24"/>
-          <w:szCs w:val="24"/>
-        </w:rPr>
-        <w:t xml:space="preserve">Importez dans </w:t>
-      </w:r>
-      <w:r>
-        <w:rPr>
-          <w:i/>
-          <w:iCs/>
-          <w:sz w:val="24"/>
-          <w:szCs w:val="24"/>
-        </w:rPr>
-        <w:t>Workstation</w:t>
-      </w:r>
-      <w:r>
-        <w:rPr>
-          <w:sz w:val="24"/>
-          <w:szCs w:val="24"/>
-        </w:rPr>
-        <w:t xml:space="preserve"> ou </w:t>
-      </w:r>
-      <w:r>
-        <w:rPr>
-          <w:i/>
-          <w:iCs/>
-          <w:sz w:val="24"/>
-          <w:szCs w:val="24"/>
-        </w:rPr>
-        <w:t>VirtualBox</w:t>
-      </w:r>
-      <w:r>
-        <w:rPr>
-          <w:sz w:val="24"/>
-          <w:szCs w:val="24"/>
-        </w:rPr>
-        <w:t xml:space="preserve"> la VM </w:t>
-      </w:r>
-      <w:r>
-        <w:rPr>
-          <w:b/>
-          <w:bCs/>
-          <w:i/>
-          <w:iCs/>
-          <w:sz w:val="24"/>
-          <w:szCs w:val="24"/>
-        </w:rPr>
-        <w:t>BaseDebian.ova</w:t>
-      </w:r>
-      <w:r>
-        <w:rPr>
-          <w:sz w:val="24"/>
-          <w:szCs w:val="24"/>
-        </w:rPr>
-        <w:t xml:space="preserve"> fournie par le professeur</w:t>
-      </w:r>
-    </w:p>
-    <w:p>
-      <w:pPr>
-        <w:pStyle w:val="Paragraphedeliste"/>
-        <w:numPr>
-          <w:ilvl w:val="0"/>
-          <w:numId w:val="2"/>
-        </w:numPr>
-        <w:spacing w:after="0"/>
-        <w:ind w:left="714" w:hanging="357"/>
-        <w:contextualSpacing w:val="0"/>
-        <w:rPr>
-          <w:sz w:val="24"/>
-          <w:szCs w:val="24"/>
-        </w:rPr>
-      </w:pPr>
-      <w:r>
-        <w:rPr>
-          <w:sz w:val="24"/>
-          <w:szCs w:val="24"/>
-        </w:rPr>
-        <w:t xml:space="preserve">Ouvrez une session avec </w:t>
-      </w:r>
-      <w:r>
-        <w:rPr>
-          <w:sz w:val="24"/>
-          <w:szCs w:val="24"/>
-        </w:rPr>
-        <w:t>l’utilisateur</w:t>
-      </w:r>
-      <w:r>
-        <w:rPr>
-          <w:sz w:val="24"/>
-          <w:szCs w:val="24"/>
-        </w:rPr>
-        <w:t xml:space="preserve"> </w:t>
-      </w:r>
-      <w:r>
-        <w:rPr>
-          <w:b/>
-          <w:bCs/>
-          <w:i/>
-          <w:iCs/>
-          <w:sz w:val="24"/>
-          <w:szCs w:val="24"/>
-        </w:rPr>
-        <w:t>info</w:t>
-      </w:r>
-      <w:r>
-        <w:rPr>
-          <w:sz w:val="24"/>
-          <w:szCs w:val="24"/>
-        </w:rPr>
-        <w:t xml:space="preserve">, mot de passe : </w:t>
-      </w:r>
-      <w:r>
-        <w:rPr>
-          <w:b/>
-          <w:bCs/>
-          <w:i/>
-          <w:iCs/>
-          <w:sz w:val="24"/>
-          <w:szCs w:val="24"/>
-        </w:rPr>
-        <w:t>abc-123</w:t>
-      </w:r>
-    </w:p>
-    <w:p>
-      <w:pPr>
-        <w:rPr>
-          <w:sz w:val="24"/>
-          <w:szCs w:val="24"/>
-        </w:rPr>
-      </w:pPr>
-    </w:p>
-    <w:p>
-      <w:pPr>
-        <w:pStyle w:val="Paragraphedeliste"/>
-        <w:numPr>
-          <w:ilvl w:val="0"/>
-          <w:numId w:val="4"/>
-        </w:numPr>
-        <w:ind w:left="357" w:hanging="357"/>
-        <w:contextualSpacing w:val="0"/>
-        <w:rPr>
-          <w:sz w:val="24"/>
-          <w:szCs w:val="24"/>
-        </w:rPr>
-      </w:pPr>
-      <w:r>
-        <w:rPr>
-          <w:sz w:val="24"/>
-          <w:szCs w:val="24"/>
-        </w:rPr>
-        <w:t xml:space="preserve">Quelle commande </w:t>
-      </w:r>
-      <w:r>
-        <w:rPr>
-          <w:sz w:val="24"/>
-          <w:szCs w:val="24"/>
-        </w:rPr>
-        <w:t xml:space="preserve">permet de trier en ordre alphabétique inversé le contenu de </w:t>
-      </w:r>
-      <w:r>
-        <w:rPr>
-          <w:i/>
-          <w:iCs/>
-          <w:sz w:val="24"/>
-          <w:szCs w:val="24"/>
-          <w:u w:val="single"/>
-        </w:rPr>
-        <w:t>/</w:t>
-      </w:r>
-      <w:proofErr w:type="spellStart"/>
-      <w:r>
-        <w:rPr>
-          <w:i/>
-          <w:iCs/>
-          <w:sz w:val="24"/>
-          <w:szCs w:val="24"/>
-          <w:u w:val="single"/>
-        </w:rPr>
-        <w:t>etc</w:t>
-      </w:r>
-      <w:proofErr w:type="spellEnd"/>
-      <w:r>
-        <w:rPr>
-          <w:i/>
-          <w:iCs/>
-          <w:sz w:val="24"/>
-          <w:szCs w:val="24"/>
-          <w:u w:val="single"/>
-        </w:rPr>
-        <w:t>/</w:t>
-      </w:r>
-      <w:proofErr w:type="spellStart"/>
-      <w:r>
-        <w:rPr>
-          <w:i/>
-          <w:iCs/>
-          <w:sz w:val="24"/>
-          <w:szCs w:val="24"/>
-          <w:u w:val="single"/>
-        </w:rPr>
-        <w:t>passwd</w:t>
-      </w:r>
-      <w:proofErr w:type="spellEnd"/>
+        <w:t>/etc/passwd</w:t>
+      </w:r>
       <w:r>
         <w:rPr>
           <w:sz w:val="24"/>
@@ -501,52 +161,82 @@
     <w:tbl>
       <w:tblPr>
         <w:tblStyle w:val="Grilledutableau"/>
-        <w:tblW w:w="0" w:type="auto"/>
+        <w:tblW w:w="8499" w:type="dxa"/>
+        <w:jc w:val="left"/>
         <w:tblInd w:w="357" w:type="dxa"/>
-        <w:tblLook w:val="04A0" w:firstRow="1" w:lastRow="0" w:firstColumn="1" w:lastColumn="0" w:noHBand="0" w:noVBand="1"/>
+        <w:tblLayout w:type="fixed"/>
+        <w:tblCellMar>
+          <w:top w:w="0" w:type="dxa"/>
+          <w:left w:w="108" w:type="dxa"/>
+          <w:bottom w:w="0" w:type="dxa"/>
+          <w:right w:w="108" w:type="dxa"/>
+        </w:tblCellMar>
+        <w:tblLook w:val="04a0" w:noHBand="0" w:noVBand="1" w:firstColumn="1" w:lastRow="0" w:lastColumn="0" w:firstRow="1"/>
       </w:tblPr>
       <w:tblGrid>
         <w:gridCol w:w="8499"/>
       </w:tblGrid>
       <w:tr>
+        <w:trPr/>
         <w:tc>
           <w:tcPr>
-            <w:tcW w:w="8780" w:type="dxa"/>
+            <w:tcW w:w="8499" w:type="dxa"/>
+            <w:tcBorders/>
           </w:tcPr>
           <w:p>
             <w:pPr>
-              <w:pStyle w:val="Paragraphedeliste"/>
-              <w:ind w:left="0"/>
-              <w:contextualSpacing w:val="0"/>
+              <w:pStyle w:val="ListParagraph"/>
+              <w:widowControl/>
+              <w:spacing w:lineRule="auto" w:line="240" w:before="0" w:after="0"/>
+              <w:ind w:left="0" w:hanging="0"/>
+              <w:contextualSpacing w:val="false"/>
+              <w:jc w:val="left"/>
               <w:rPr>
                 <w:sz w:val="24"/>
                 <w:szCs w:val="24"/>
               </w:rPr>
             </w:pPr>
+            <w:r>
+              <w:rPr>
+                <w:rFonts w:eastAsia="Calibri" w:cs=""/>
+                <w:kern w:val="0"/>
+                <w:sz w:val="22"/>
+                <w:szCs w:val="22"/>
+                <w:lang w:val="fr-CA" w:eastAsia="en-US" w:bidi="ar-SA"/>
+              </w:rPr>
+            </w:r>
           </w:p>
         </w:tc>
       </w:tr>
     </w:tbl>
     <w:p>
       <w:pPr>
-        <w:pStyle w:val="Paragraphedeliste"/>
-        <w:ind w:left="357"/>
-        <w:contextualSpacing w:val="0"/>
-        <w:rPr>
-          <w:sz w:val="24"/>
-          <w:szCs w:val="24"/>
-        </w:rPr>
-      </w:pPr>
+        <w:pStyle w:val="ListParagraph"/>
+        <w:spacing w:before="0" w:after="160"/>
+        <w:ind w:left="357" w:hanging="0"/>
+        <w:contextualSpacing w:val="false"/>
+        <w:rPr>
+          <w:sz w:val="24"/>
+          <w:szCs w:val="24"/>
+        </w:rPr>
+      </w:pPr>
+      <w:r>
+        <w:rPr>
+          <w:sz w:val="24"/>
+          <w:szCs w:val="24"/>
+        </w:rPr>
+      </w:r>
     </w:p>
     <w:p>
       <w:pPr>
-        <w:pStyle w:val="Paragraphedeliste"/>
+        <w:pStyle w:val="ListParagraph"/>
         <w:numPr>
           <w:ilvl w:val="0"/>
-          <w:numId w:val="4"/>
+          <w:numId w:val="1"/>
         </w:numPr>
+        <w:spacing w:before="0" w:after="160"/>
         <w:ind w:left="357" w:hanging="357"/>
-        <w:contextualSpacing w:val="0"/>
+        <w:contextualSpacing w:val="false"/>
         <w:rPr>
           <w:sz w:val="24"/>
           <w:szCs w:val="24"/>
@@ -580,52 +270,82 @@
     <w:tbl>
       <w:tblPr>
         <w:tblStyle w:val="Grilledutableau"/>
-        <w:tblW w:w="0" w:type="auto"/>
+        <w:tblW w:w="8499" w:type="dxa"/>
+        <w:jc w:val="left"/>
         <w:tblInd w:w="357" w:type="dxa"/>
-        <w:tblLook w:val="04A0" w:firstRow="1" w:lastRow="0" w:firstColumn="1" w:lastColumn="0" w:noHBand="0" w:noVBand="1"/>
+        <w:tblLayout w:type="fixed"/>
+        <w:tblCellMar>
+          <w:top w:w="0" w:type="dxa"/>
+          <w:left w:w="108" w:type="dxa"/>
+          <w:bottom w:w="0" w:type="dxa"/>
+          <w:right w:w="108" w:type="dxa"/>
+        </w:tblCellMar>
+        <w:tblLook w:val="04a0" w:noHBand="0" w:noVBand="1" w:firstColumn="1" w:lastRow="0" w:lastColumn="0" w:firstRow="1"/>
       </w:tblPr>
       <w:tblGrid>
         <w:gridCol w:w="8499"/>
       </w:tblGrid>
       <w:tr>
+        <w:trPr/>
         <w:tc>
           <w:tcPr>
-            <w:tcW w:w="8780" w:type="dxa"/>
+            <w:tcW w:w="8499" w:type="dxa"/>
+            <w:tcBorders/>
           </w:tcPr>
           <w:p>
             <w:pPr>
-              <w:pStyle w:val="Paragraphedeliste"/>
-              <w:ind w:left="0"/>
-              <w:contextualSpacing w:val="0"/>
+              <w:pStyle w:val="ListParagraph"/>
+              <w:widowControl/>
+              <w:spacing w:lineRule="auto" w:line="240" w:before="0" w:after="0"/>
+              <w:ind w:left="0" w:hanging="0"/>
+              <w:contextualSpacing w:val="false"/>
+              <w:jc w:val="left"/>
               <w:rPr>
                 <w:sz w:val="24"/>
                 <w:szCs w:val="24"/>
               </w:rPr>
             </w:pPr>
+            <w:r>
+              <w:rPr>
+                <w:rFonts w:eastAsia="Calibri" w:cs=""/>
+                <w:kern w:val="0"/>
+                <w:sz w:val="22"/>
+                <w:szCs w:val="22"/>
+                <w:lang w:val="fr-CA" w:eastAsia="en-US" w:bidi="ar-SA"/>
+              </w:rPr>
+            </w:r>
           </w:p>
         </w:tc>
       </w:tr>
     </w:tbl>
     <w:p>
       <w:pPr>
-        <w:pStyle w:val="Paragraphedeliste"/>
-        <w:ind w:left="357"/>
-        <w:contextualSpacing w:val="0"/>
-        <w:rPr>
-          <w:sz w:val="24"/>
-          <w:szCs w:val="24"/>
-        </w:rPr>
-      </w:pPr>
+        <w:pStyle w:val="ListParagraph"/>
+        <w:spacing w:before="0" w:after="160"/>
+        <w:ind w:left="357" w:hanging="0"/>
+        <w:contextualSpacing w:val="false"/>
+        <w:rPr>
+          <w:sz w:val="24"/>
+          <w:szCs w:val="24"/>
+        </w:rPr>
+      </w:pPr>
+      <w:r>
+        <w:rPr>
+          <w:sz w:val="24"/>
+          <w:szCs w:val="24"/>
+        </w:rPr>
+      </w:r>
     </w:p>
     <w:p>
       <w:pPr>
-        <w:pStyle w:val="Paragraphedeliste"/>
+        <w:pStyle w:val="ListParagraph"/>
         <w:numPr>
           <w:ilvl w:val="0"/>
-          <w:numId w:val="4"/>
+          <w:numId w:val="1"/>
         </w:numPr>
+        <w:spacing w:before="0" w:after="160"/>
         <w:ind w:left="357" w:hanging="357"/>
-        <w:contextualSpacing w:val="0"/>
+        <w:contextualSpacing w:val="false"/>
         <w:rPr>
           <w:sz w:val="24"/>
           <w:szCs w:val="24"/>
@@ -646,29 +366,7 @@
           <w:szCs w:val="24"/>
           <w:u w:val="single"/>
         </w:rPr>
-        <w:t>/</w:t>
-      </w:r>
-      <w:proofErr w:type="spellStart"/>
-      <w:r>
-        <w:rPr>
-          <w:i/>
-          <w:iCs/>
-          <w:sz w:val="24"/>
-          <w:szCs w:val="24"/>
-          <w:u w:val="single"/>
-        </w:rPr>
-        <w:t>etc</w:t>
-      </w:r>
-      <w:proofErr w:type="spellEnd"/>
-      <w:r>
-        <w:rPr>
-          <w:i/>
-          <w:iCs/>
-          <w:sz w:val="24"/>
-          <w:szCs w:val="24"/>
-          <w:u w:val="single"/>
-        </w:rPr>
-        <w:t>/group</w:t>
+        <w:t>/etc/group</w:t>
       </w:r>
       <w:r>
         <w:rPr>
@@ -681,52 +379,82 @@
     <w:tbl>
       <w:tblPr>
         <w:tblStyle w:val="Grilledutableau"/>
-        <w:tblW w:w="0" w:type="auto"/>
+        <w:tblW w:w="8499" w:type="dxa"/>
+        <w:jc w:val="left"/>
         <w:tblInd w:w="357" w:type="dxa"/>
-        <w:tblLook w:val="04A0" w:firstRow="1" w:lastRow="0" w:firstColumn="1" w:lastColumn="0" w:noHBand="0" w:noVBand="1"/>
+        <w:tblLayout w:type="fixed"/>
+        <w:tblCellMar>
+          <w:top w:w="0" w:type="dxa"/>
+          <w:left w:w="108" w:type="dxa"/>
+          <w:bottom w:w="0" w:type="dxa"/>
+          <w:right w:w="108" w:type="dxa"/>
+        </w:tblCellMar>
+        <w:tblLook w:val="04a0" w:noHBand="0" w:noVBand="1" w:firstColumn="1" w:lastRow="0" w:lastColumn="0" w:firstRow="1"/>
       </w:tblPr>
       <w:tblGrid>
         <w:gridCol w:w="8499"/>
       </w:tblGrid>
       <w:tr>
+        <w:trPr/>
         <w:tc>
           <w:tcPr>
-            <w:tcW w:w="8780" w:type="dxa"/>
+            <w:tcW w:w="8499" w:type="dxa"/>
+            <w:tcBorders/>
           </w:tcPr>
           <w:p>
             <w:pPr>
-              <w:pStyle w:val="Paragraphedeliste"/>
-              <w:ind w:left="0"/>
-              <w:contextualSpacing w:val="0"/>
+              <w:pStyle w:val="ListParagraph"/>
+              <w:widowControl/>
+              <w:spacing w:lineRule="auto" w:line="240" w:before="0" w:after="0"/>
+              <w:ind w:left="0" w:hanging="0"/>
+              <w:contextualSpacing w:val="false"/>
+              <w:jc w:val="left"/>
               <w:rPr>
                 <w:sz w:val="24"/>
                 <w:szCs w:val="24"/>
               </w:rPr>
             </w:pPr>
+            <w:r>
+              <w:rPr>
+                <w:rFonts w:eastAsia="Calibri" w:cs=""/>
+                <w:kern w:val="0"/>
+                <w:sz w:val="22"/>
+                <w:szCs w:val="22"/>
+                <w:lang w:val="fr-CA" w:eastAsia="en-US" w:bidi="ar-SA"/>
+              </w:rPr>
+            </w:r>
           </w:p>
         </w:tc>
       </w:tr>
     </w:tbl>
     <w:p>
       <w:pPr>
-        <w:pStyle w:val="Paragraphedeliste"/>
-        <w:ind w:left="357"/>
-        <w:contextualSpacing w:val="0"/>
-        <w:rPr>
-          <w:sz w:val="24"/>
-          <w:szCs w:val="24"/>
-        </w:rPr>
-      </w:pPr>
+        <w:pStyle w:val="ListParagraph"/>
+        <w:spacing w:before="0" w:after="160"/>
+        <w:ind w:left="357" w:hanging="0"/>
+        <w:contextualSpacing w:val="false"/>
+        <w:rPr>
+          <w:sz w:val="24"/>
+          <w:szCs w:val="24"/>
+        </w:rPr>
+      </w:pPr>
+      <w:r>
+        <w:rPr>
+          <w:sz w:val="24"/>
+          <w:szCs w:val="24"/>
+        </w:rPr>
+      </w:r>
     </w:p>
     <w:p>
       <w:pPr>
-        <w:pStyle w:val="Paragraphedeliste"/>
+        <w:pStyle w:val="ListParagraph"/>
         <w:numPr>
           <w:ilvl w:val="0"/>
-          <w:numId w:val="4"/>
+          <w:numId w:val="1"/>
         </w:numPr>
+        <w:spacing w:before="0" w:after="160"/>
         <w:ind w:left="357" w:hanging="357"/>
-        <w:contextualSpacing w:val="0"/>
+        <w:contextualSpacing w:val="false"/>
         <w:rPr>
           <w:sz w:val="24"/>
           <w:szCs w:val="24"/>
@@ -741,11 +469,12 @@
       </w:r>
       <w:r>
         <w:rPr>
-          <w:rFonts w:ascii="Cascadia Mono" w:hAnsi="Cascadia Mono" w:cs="Cascadia Mono"/>
+          <w:rFonts w:cs="Cascadia Mono" w:ascii="Cascadia Mono" w:hAnsi="Cascadia Mono"/>
         </w:rPr>
         <w:t>ls</w:t>
       </w:r>
       <w:r>
+        <w:rPr/>
         <w:t xml:space="preserve"> </w:t>
       </w:r>
       <w:r>
@@ -755,15 +484,14 @@
         </w:rPr>
         <w:t xml:space="preserve">et </w:t>
       </w:r>
-      <w:proofErr w:type="spellStart"/>
-      <w:r>
-        <w:rPr>
-          <w:rFonts w:ascii="Cascadia Mono" w:hAnsi="Cascadia Mono" w:cs="Cascadia Mono"/>
+      <w:r>
+        <w:rPr>
+          <w:rFonts w:cs="Cascadia Mono" w:ascii="Cascadia Mono" w:hAnsi="Cascadia Mono"/>
         </w:rPr>
         <w:t>wc</w:t>
       </w:r>
-      <w:proofErr w:type="spellEnd"/>
-      <w:r>
+      <w:r>
+        <w:rPr/>
         <w:t xml:space="preserve"> </w:t>
       </w:r>
       <w:r>
@@ -781,42 +509,8 @@
           <w:szCs w:val="24"/>
           <w:u w:val="single"/>
         </w:rPr>
-        <w:t>/</w:t>
-      </w:r>
-      <w:proofErr w:type="spellStart"/>
-      <w:r>
-        <w:rPr>
-          <w:i/>
-          <w:iCs/>
-          <w:sz w:val="24"/>
-          <w:szCs w:val="24"/>
-          <w:u w:val="single"/>
-        </w:rPr>
-        <w:t>usr</w:t>
-      </w:r>
-      <w:proofErr w:type="spellEnd"/>
-      <w:r>
-        <w:rPr>
-          <w:i/>
-          <w:iCs/>
-          <w:sz w:val="24"/>
-          <w:szCs w:val="24"/>
-          <w:u w:val="single"/>
-        </w:rPr>
-        <w:t>/</w:t>
-      </w:r>
-      <w:proofErr w:type="spellStart"/>
-      <w:r>
-        <w:rPr>
-          <w:i/>
-          <w:iCs/>
-          <w:sz w:val="24"/>
-          <w:szCs w:val="24"/>
-          <w:u w:val="single"/>
-        </w:rPr>
-        <w:t>share</w:t>
-      </w:r>
-      <w:proofErr w:type="spellEnd"/>
+        <w:t>/usr/share</w:t>
+      </w:r>
       <w:r>
         <w:rPr>
           <w:sz w:val="24"/>
@@ -828,52 +522,82 @@
     <w:tbl>
       <w:tblPr>
         <w:tblStyle w:val="Grilledutableau"/>
-        <w:tblW w:w="0" w:type="auto"/>
+        <w:tblW w:w="8499" w:type="dxa"/>
+        <w:jc w:val="left"/>
         <w:tblInd w:w="357" w:type="dxa"/>
-        <w:tblLook w:val="04A0" w:firstRow="1" w:lastRow="0" w:firstColumn="1" w:lastColumn="0" w:noHBand="0" w:noVBand="1"/>
+        <w:tblLayout w:type="fixed"/>
+        <w:tblCellMar>
+          <w:top w:w="0" w:type="dxa"/>
+          <w:left w:w="108" w:type="dxa"/>
+          <w:bottom w:w="0" w:type="dxa"/>
+          <w:right w:w="108" w:type="dxa"/>
+        </w:tblCellMar>
+        <w:tblLook w:val="04a0" w:noHBand="0" w:noVBand="1" w:firstColumn="1" w:lastRow="0" w:lastColumn="0" w:firstRow="1"/>
       </w:tblPr>
       <w:tblGrid>
         <w:gridCol w:w="8499"/>
       </w:tblGrid>
       <w:tr>
+        <w:trPr/>
         <w:tc>
           <w:tcPr>
-            <w:tcW w:w="8780" w:type="dxa"/>
+            <w:tcW w:w="8499" w:type="dxa"/>
+            <w:tcBorders/>
           </w:tcPr>
           <w:p>
             <w:pPr>
-              <w:pStyle w:val="Paragraphedeliste"/>
-              <w:ind w:left="0"/>
-              <w:contextualSpacing w:val="0"/>
+              <w:pStyle w:val="ListParagraph"/>
+              <w:widowControl/>
+              <w:spacing w:lineRule="auto" w:line="240" w:before="0" w:after="0"/>
+              <w:ind w:left="0" w:hanging="0"/>
+              <w:contextualSpacing w:val="false"/>
+              <w:jc w:val="left"/>
               <w:rPr>
                 <w:sz w:val="24"/>
                 <w:szCs w:val="24"/>
               </w:rPr>
             </w:pPr>
+            <w:r>
+              <w:rPr>
+                <w:rFonts w:eastAsia="Calibri" w:cs=""/>
+                <w:kern w:val="0"/>
+                <w:sz w:val="22"/>
+                <w:szCs w:val="22"/>
+                <w:lang w:val="fr-CA" w:eastAsia="en-US" w:bidi="ar-SA"/>
+              </w:rPr>
+            </w:r>
           </w:p>
         </w:tc>
       </w:tr>
     </w:tbl>
     <w:p>
       <w:pPr>
-        <w:pStyle w:val="Paragraphedeliste"/>
-        <w:ind w:left="357"/>
-        <w:contextualSpacing w:val="0"/>
-        <w:rPr>
-          <w:sz w:val="24"/>
-          <w:szCs w:val="24"/>
-        </w:rPr>
-      </w:pPr>
+        <w:pStyle w:val="ListParagraph"/>
+        <w:spacing w:before="0" w:after="160"/>
+        <w:ind w:left="357" w:hanging="0"/>
+        <w:contextualSpacing w:val="false"/>
+        <w:rPr>
+          <w:sz w:val="24"/>
+          <w:szCs w:val="24"/>
+        </w:rPr>
+      </w:pPr>
+      <w:r>
+        <w:rPr>
+          <w:sz w:val="24"/>
+          <w:szCs w:val="24"/>
+        </w:rPr>
+      </w:r>
     </w:p>
     <w:p>
       <w:pPr>
-        <w:pStyle w:val="Paragraphedeliste"/>
+        <w:pStyle w:val="ListParagraph"/>
         <w:numPr>
           <w:ilvl w:val="0"/>
-          <w:numId w:val="4"/>
+          <w:numId w:val="1"/>
         </w:numPr>
+        <w:spacing w:before="0" w:after="160"/>
         <w:ind w:left="357" w:hanging="357"/>
-        <w:contextualSpacing w:val="0"/>
+        <w:contextualSpacing w:val="false"/>
         <w:rPr>
           <w:sz w:val="24"/>
           <w:szCs w:val="24"/>
@@ -888,7 +612,7 @@
       </w:r>
       <w:r>
         <w:rPr>
-          <w:rFonts w:ascii="Cascadia Mono" w:hAnsi="Cascadia Mono" w:cs="Cascadia Mono"/>
+          <w:rFonts w:cs="Cascadia Mono" w:ascii="Cascadia Mono" w:hAnsi="Cascadia Mono"/>
         </w:rPr>
         <w:t>ls</w:t>
       </w:r>
@@ -899,15 +623,14 @@
         </w:rPr>
         <w:t xml:space="preserve">, </w:t>
       </w:r>
-      <w:proofErr w:type="spellStart"/>
-      <w:r>
-        <w:rPr>
-          <w:rFonts w:ascii="Cascadia Mono" w:hAnsi="Cascadia Mono" w:cs="Cascadia Mono"/>
+      <w:r>
+        <w:rPr>
+          <w:rFonts w:cs="Cascadia Mono" w:ascii="Cascadia Mono" w:hAnsi="Cascadia Mono"/>
         </w:rPr>
         <w:t>grep</w:t>
       </w:r>
-      <w:proofErr w:type="spellEnd"/>
-      <w:r>
+      <w:r>
+        <w:rPr/>
         <w:t xml:space="preserve"> </w:t>
       </w:r>
       <w:r>
@@ -917,15 +640,14 @@
         </w:rPr>
         <w:t xml:space="preserve">et </w:t>
       </w:r>
-      <w:proofErr w:type="spellStart"/>
-      <w:r>
-        <w:rPr>
-          <w:rFonts w:ascii="Cascadia Mono" w:hAnsi="Cascadia Mono" w:cs="Cascadia Mono"/>
+      <w:r>
+        <w:rPr>
+          <w:rFonts w:cs="Cascadia Mono" w:ascii="Cascadia Mono" w:hAnsi="Cascadia Mono"/>
         </w:rPr>
         <w:t>wc</w:t>
       </w:r>
-      <w:proofErr w:type="spellEnd"/>
-      <w:r>
+      <w:r>
+        <w:rPr/>
         <w:t xml:space="preserve"> </w:t>
       </w:r>
       <w:r>
@@ -943,42 +665,8 @@
           <w:szCs w:val="24"/>
           <w:u w:val="single"/>
         </w:rPr>
-        <w:t>/</w:t>
-      </w:r>
-      <w:proofErr w:type="spellStart"/>
-      <w:r>
-        <w:rPr>
-          <w:i/>
-          <w:iCs/>
-          <w:sz w:val="24"/>
-          <w:szCs w:val="24"/>
-          <w:u w:val="single"/>
-        </w:rPr>
-        <w:t>usr</w:t>
-      </w:r>
-      <w:proofErr w:type="spellEnd"/>
-      <w:r>
-        <w:rPr>
-          <w:i/>
-          <w:iCs/>
-          <w:sz w:val="24"/>
-          <w:szCs w:val="24"/>
-          <w:u w:val="single"/>
-        </w:rPr>
-        <w:t>/</w:t>
-      </w:r>
-      <w:proofErr w:type="spellStart"/>
-      <w:r>
-        <w:rPr>
-          <w:i/>
-          <w:iCs/>
-          <w:sz w:val="24"/>
-          <w:szCs w:val="24"/>
-          <w:u w:val="single"/>
-        </w:rPr>
-        <w:t>share</w:t>
-      </w:r>
-      <w:proofErr w:type="spellEnd"/>
+        <w:t>/usr/share</w:t>
+      </w:r>
       <w:r>
         <w:rPr>
           <w:sz w:val="24"/>
@@ -990,52 +678,82 @@
     <w:tbl>
       <w:tblPr>
         <w:tblStyle w:val="Grilledutableau"/>
-        <w:tblW w:w="0" w:type="auto"/>
+        <w:tblW w:w="8499" w:type="dxa"/>
+        <w:jc w:val="left"/>
         <w:tblInd w:w="357" w:type="dxa"/>
-        <w:tblLook w:val="04A0" w:firstRow="1" w:lastRow="0" w:firstColumn="1" w:lastColumn="0" w:noHBand="0" w:noVBand="1"/>
+        <w:tblLayout w:type="fixed"/>
+        <w:tblCellMar>
+          <w:top w:w="0" w:type="dxa"/>
+          <w:left w:w="108" w:type="dxa"/>
+          <w:bottom w:w="0" w:type="dxa"/>
+          <w:right w:w="108" w:type="dxa"/>
+        </w:tblCellMar>
+        <w:tblLook w:val="04a0" w:noHBand="0" w:noVBand="1" w:firstColumn="1" w:lastRow="0" w:lastColumn="0" w:firstRow="1"/>
       </w:tblPr>
       <w:tblGrid>
         <w:gridCol w:w="8499"/>
       </w:tblGrid>
       <w:tr>
+        <w:trPr/>
         <w:tc>
           <w:tcPr>
-            <w:tcW w:w="8780" w:type="dxa"/>
+            <w:tcW w:w="8499" w:type="dxa"/>
+            <w:tcBorders/>
           </w:tcPr>
           <w:p>
             <w:pPr>
-              <w:pStyle w:val="Paragraphedeliste"/>
-              <w:ind w:left="0"/>
-              <w:contextualSpacing w:val="0"/>
+              <w:pStyle w:val="ListParagraph"/>
+              <w:widowControl/>
+              <w:spacing w:lineRule="auto" w:line="240" w:before="0" w:after="0"/>
+              <w:ind w:left="0" w:hanging="0"/>
+              <w:contextualSpacing w:val="false"/>
+              <w:jc w:val="left"/>
               <w:rPr>
                 <w:sz w:val="24"/>
                 <w:szCs w:val="24"/>
               </w:rPr>
             </w:pPr>
+            <w:r>
+              <w:rPr>
+                <w:rFonts w:eastAsia="Calibri" w:cs=""/>
+                <w:kern w:val="0"/>
+                <w:sz w:val="22"/>
+                <w:szCs w:val="22"/>
+                <w:lang w:val="fr-CA" w:eastAsia="en-US" w:bidi="ar-SA"/>
+              </w:rPr>
+            </w:r>
           </w:p>
         </w:tc>
       </w:tr>
     </w:tbl>
     <w:p>
       <w:pPr>
-        <w:pStyle w:val="Paragraphedeliste"/>
-        <w:ind w:left="357"/>
-        <w:contextualSpacing w:val="0"/>
-        <w:rPr>
-          <w:sz w:val="24"/>
-          <w:szCs w:val="24"/>
-        </w:rPr>
-      </w:pPr>
+        <w:pStyle w:val="ListParagraph"/>
+        <w:spacing w:before="0" w:after="160"/>
+        <w:ind w:left="357" w:hanging="0"/>
+        <w:contextualSpacing w:val="false"/>
+        <w:rPr>
+          <w:sz w:val="24"/>
+          <w:szCs w:val="24"/>
+        </w:rPr>
+      </w:pPr>
+      <w:r>
+        <w:rPr>
+          <w:sz w:val="24"/>
+          <w:szCs w:val="24"/>
+        </w:rPr>
+      </w:r>
     </w:p>
     <w:p>
       <w:pPr>
-        <w:pStyle w:val="Paragraphedeliste"/>
+        <w:pStyle w:val="ListParagraph"/>
         <w:numPr>
           <w:ilvl w:val="0"/>
-          <w:numId w:val="4"/>
+          <w:numId w:val="1"/>
         </w:numPr>
+        <w:spacing w:before="0" w:after="160"/>
         <w:ind w:left="357" w:hanging="357"/>
-        <w:contextualSpacing w:val="0"/>
+        <w:contextualSpacing w:val="false"/>
         <w:rPr>
           <w:sz w:val="24"/>
           <w:szCs w:val="24"/>
@@ -1065,21 +783,14 @@
         </w:rPr>
         <w:t xml:space="preserve"> tous les résultats de la commande </w:t>
       </w:r>
-      <w:proofErr w:type="spellStart"/>
-      <w:r>
-        <w:rPr>
-          <w:rFonts w:ascii="Cascadia Mono" w:hAnsi="Cascadia Mono" w:cs="Cascadia Mono"/>
-        </w:rPr>
-        <w:t>ps</w:t>
-      </w:r>
-      <w:proofErr w:type="spellEnd"/>
-      <w:r>
-        <w:rPr>
-          <w:rFonts w:ascii="Cascadia Mono" w:hAnsi="Cascadia Mono" w:cs="Cascadia Mono"/>
-        </w:rPr>
-        <w:t xml:space="preserve"> -aux</w:t>
-      </w:r>
-      <w:r>
+      <w:r>
+        <w:rPr>
+          <w:rFonts w:cs="Cascadia Mono" w:ascii="Cascadia Mono" w:hAnsi="Cascadia Mono"/>
+        </w:rPr>
+        <w:t>ps -aux</w:t>
+      </w:r>
+      <w:r>
+        <w:rPr/>
         <w:t xml:space="preserve"> </w:t>
       </w:r>
       <w:r>
@@ -1093,62 +804,84 @@
     <w:tbl>
       <w:tblPr>
         <w:tblStyle w:val="Grilledutableau"/>
-        <w:tblW w:w="0" w:type="auto"/>
-        <w:tblInd w:w="392" w:type="dxa"/>
-        <w:tblLook w:val="04A0" w:firstRow="1" w:lastRow="0" w:firstColumn="1" w:lastColumn="0" w:noHBand="0" w:noVBand="1"/>
+        <w:tblW w:w="8136" w:type="dxa"/>
+        <w:jc w:val="left"/>
+        <w:tblInd w:w="391" w:type="dxa"/>
+        <w:tblLayout w:type="fixed"/>
+        <w:tblCellMar>
+          <w:top w:w="0" w:type="dxa"/>
+          <w:left w:w="108" w:type="dxa"/>
+          <w:bottom w:w="0" w:type="dxa"/>
+          <w:right w:w="108" w:type="dxa"/>
+        </w:tblCellMar>
+        <w:tblLook w:val="04a0" w:noHBand="0" w:noVBand="1" w:firstColumn="1" w:lastRow="0" w:lastColumn="0" w:firstRow="1"/>
       </w:tblPr>
       <w:tblGrid>
         <w:gridCol w:w="8136"/>
       </w:tblGrid>
       <w:tr>
+        <w:trPr/>
         <w:tc>
           <w:tcPr>
             <w:tcW w:w="8136" w:type="dxa"/>
+            <w:tcBorders/>
           </w:tcPr>
           <w:p>
             <w:pPr>
-              <w:pStyle w:val="Paragraphedeliste"/>
-              <w:ind w:left="-110"/>
+              <w:pStyle w:val="ListParagraph"/>
+              <w:widowControl/>
+              <w:spacing w:lineRule="auto" w:line="240" w:before="0" w:after="0"/>
+              <w:ind w:left="-110" w:hanging="0"/>
+              <w:contextualSpacing/>
+              <w:jc w:val="left"/>
               <w:rPr>
                 <w:sz w:val="24"/>
                 <w:szCs w:val="24"/>
               </w:rPr>
             </w:pPr>
+            <w:r>
+              <w:rPr>
+                <w:rFonts w:eastAsia="Calibri" w:cs=""/>
+                <w:kern w:val="0"/>
+                <w:sz w:val="22"/>
+                <w:szCs w:val="22"/>
+                <w:lang w:val="fr-CA" w:eastAsia="en-US" w:bidi="ar-SA"/>
+              </w:rPr>
+            </w:r>
           </w:p>
         </w:tc>
       </w:tr>
     </w:tbl>
     <w:p>
       <w:pPr>
-        <w:pStyle w:val="Paragraphedeliste"/>
+        <w:pStyle w:val="ListParagraph"/>
         <w:numPr>
           <w:ilvl w:val="0"/>
-          <w:numId w:val="4"/>
+          <w:numId w:val="1"/>
         </w:numPr>
+        <w:spacing w:before="0" w:after="160"/>
         <w:ind w:left="357" w:hanging="357"/>
-        <w:contextualSpacing w:val="0"/>
-        <w:rPr>
-          <w:sz w:val="24"/>
-          <w:szCs w:val="24"/>
-        </w:rPr>
-      </w:pPr>
-      <w:r>
-        <w:rPr>
-          <w:sz w:val="24"/>
-          <w:szCs w:val="24"/>
-        </w:rPr>
-        <w:lastRenderedPageBreak/>
+        <w:contextualSpacing w:val="false"/>
+        <w:rPr>
+          <w:sz w:val="24"/>
+          <w:szCs w:val="24"/>
+        </w:rPr>
+      </w:pPr>
+      <w:r>
+        <w:rPr>
+          <w:sz w:val="24"/>
+          <w:szCs w:val="24"/>
+        </w:rPr>
         <w:t xml:space="preserve">Utilisez la commande </w:t>
       </w:r>
-      <w:proofErr w:type="spellStart"/>
-      <w:r>
-        <w:rPr>
-          <w:rFonts w:ascii="Cascadia Mono" w:hAnsi="Cascadia Mono" w:cs="Cascadia Mono"/>
+      <w:r>
+        <w:rPr>
+          <w:rFonts w:cs="Cascadia Mono" w:ascii="Cascadia Mono" w:hAnsi="Cascadia Mono"/>
         </w:rPr>
         <w:t>cut</w:t>
       </w:r>
-      <w:proofErr w:type="spellEnd"/>
-      <w:r>
+      <w:r>
+        <w:rPr/>
         <w:t xml:space="preserve"> </w:t>
       </w:r>
       <w:r>
@@ -1156,28 +889,7 @@
           <w:sz w:val="24"/>
           <w:szCs w:val="24"/>
         </w:rPr>
-        <w:t>pour</w:t>
-      </w:r>
-      <w:r>
-        <w:rPr>
-          <w:sz w:val="24"/>
-          <w:szCs w:val="24"/>
-        </w:rPr>
-        <w:t xml:space="preserve"> afficher ce qui précède le caractère « / » dans les lignes du </w:t>
-      </w:r>
-      <w:r>
-        <w:rPr>
-          <w:sz w:val="24"/>
-          <w:szCs w:val="24"/>
-        </w:rPr>
-        <w:t>fichier</w:t>
-      </w:r>
-      <w:r>
-        <w:rPr>
-          <w:sz w:val="24"/>
-          <w:szCs w:val="24"/>
-        </w:rPr>
-        <w:t xml:space="preserve"> </w:t>
+        <w:t xml:space="preserve">pour afficher ce qui précède le caractère « / » dans les lignes du fichier </w:t>
       </w:r>
       <w:r>
         <w:rPr>
@@ -1187,92 +899,88 @@
           <w:szCs w:val="24"/>
           <w:u w:val="single"/>
         </w:rPr>
-        <w:t>/</w:t>
-      </w:r>
-      <w:proofErr w:type="spellStart"/>
-      <w:r>
-        <w:rPr>
-          <w:i/>
-          <w:iCs/>
-          <w:sz w:val="24"/>
-          <w:szCs w:val="24"/>
-          <w:u w:val="single"/>
-        </w:rPr>
-        <w:t>etc</w:t>
-      </w:r>
-      <w:proofErr w:type="spellEnd"/>
-      <w:r>
-        <w:rPr>
-          <w:i/>
-          <w:iCs/>
-          <w:sz w:val="24"/>
-          <w:szCs w:val="24"/>
-          <w:u w:val="single"/>
-        </w:rPr>
-        <w:t>/</w:t>
-      </w:r>
-      <w:proofErr w:type="spellStart"/>
-      <w:r>
-        <w:rPr>
-          <w:i/>
-          <w:iCs/>
-          <w:sz w:val="24"/>
-          <w:szCs w:val="24"/>
-          <w:u w:val="single"/>
-        </w:rPr>
-        <w:t>mime.types</w:t>
-      </w:r>
-      <w:proofErr w:type="spellEnd"/>
+        <w:t>/etc/mime.types</w:t>
+      </w:r>
     </w:p>
     <w:tbl>
       <w:tblPr>
         <w:tblStyle w:val="Grilledutableau"/>
-        <w:tblW w:w="0" w:type="auto"/>
+        <w:tblW w:w="8499" w:type="dxa"/>
+        <w:jc w:val="left"/>
         <w:tblInd w:w="357" w:type="dxa"/>
-        <w:tblLook w:val="04A0" w:firstRow="1" w:lastRow="0" w:firstColumn="1" w:lastColumn="0" w:noHBand="0" w:noVBand="1"/>
+        <w:tblLayout w:type="fixed"/>
+        <w:tblCellMar>
+          <w:top w:w="0" w:type="dxa"/>
+          <w:left w:w="108" w:type="dxa"/>
+          <w:bottom w:w="0" w:type="dxa"/>
+          <w:right w:w="108" w:type="dxa"/>
+        </w:tblCellMar>
+        <w:tblLook w:val="04a0" w:noHBand="0" w:noVBand="1" w:firstColumn="1" w:lastRow="0" w:lastColumn="0" w:firstRow="1"/>
       </w:tblPr>
       <w:tblGrid>
         <w:gridCol w:w="8499"/>
       </w:tblGrid>
       <w:tr>
+        <w:trPr/>
         <w:tc>
           <w:tcPr>
-            <w:tcW w:w="8780" w:type="dxa"/>
+            <w:tcW w:w="8499" w:type="dxa"/>
+            <w:tcBorders/>
           </w:tcPr>
           <w:p>
             <w:pPr>
-              <w:pStyle w:val="Paragraphedeliste"/>
-              <w:ind w:left="0"/>
-              <w:contextualSpacing w:val="0"/>
+              <w:pStyle w:val="ListParagraph"/>
+              <w:widowControl/>
+              <w:spacing w:lineRule="auto" w:line="240" w:before="0" w:after="0"/>
+              <w:ind w:left="0" w:hanging="0"/>
+              <w:contextualSpacing w:val="false"/>
+              <w:jc w:val="left"/>
               <w:rPr>
                 <w:sz w:val="24"/>
                 <w:szCs w:val="24"/>
               </w:rPr>
             </w:pPr>
+            <w:r>
+              <w:rPr>
+                <w:rFonts w:eastAsia="Calibri" w:cs=""/>
+                <w:kern w:val="0"/>
+                <w:sz w:val="22"/>
+                <w:szCs w:val="22"/>
+                <w:lang w:val="fr-CA" w:eastAsia="en-US" w:bidi="ar-SA"/>
+              </w:rPr>
+            </w:r>
           </w:p>
         </w:tc>
       </w:tr>
     </w:tbl>
     <w:p>
       <w:pPr>
-        <w:pStyle w:val="Paragraphedeliste"/>
-        <w:ind w:left="357"/>
-        <w:contextualSpacing w:val="0"/>
-        <w:rPr>
-          <w:sz w:val="24"/>
-          <w:szCs w:val="24"/>
-        </w:rPr>
-      </w:pPr>
+        <w:pStyle w:val="ListParagraph"/>
+        <w:spacing w:before="0" w:after="160"/>
+        <w:ind w:left="357" w:hanging="0"/>
+        <w:contextualSpacing w:val="false"/>
+        <w:rPr>
+          <w:sz w:val="24"/>
+          <w:szCs w:val="24"/>
+        </w:rPr>
+      </w:pPr>
+      <w:r>
+        <w:rPr>
+          <w:sz w:val="24"/>
+          <w:szCs w:val="24"/>
+        </w:rPr>
+      </w:r>
     </w:p>
     <w:p>
       <w:pPr>
-        <w:pStyle w:val="Paragraphedeliste"/>
+        <w:pStyle w:val="ListParagraph"/>
         <w:numPr>
           <w:ilvl w:val="0"/>
-          <w:numId w:val="4"/>
+          <w:numId w:val="1"/>
         </w:numPr>
+        <w:spacing w:before="0" w:after="160"/>
         <w:ind w:left="357" w:hanging="357"/>
-        <w:contextualSpacing w:val="0"/>
+        <w:contextualSpacing w:val="false"/>
         <w:rPr>
           <w:sz w:val="24"/>
           <w:szCs w:val="24"/>
@@ -1285,21 +993,14 @@
         </w:rPr>
         <w:t xml:space="preserve">Utilisez la redirection entre </w:t>
       </w:r>
-      <w:proofErr w:type="spellStart"/>
-      <w:r>
-        <w:rPr>
-          <w:rFonts w:ascii="Cascadia Mono" w:hAnsi="Cascadia Mono" w:cs="Cascadia Mono"/>
-        </w:rPr>
-        <w:t>ps</w:t>
-      </w:r>
-      <w:proofErr w:type="spellEnd"/>
-      <w:r>
-        <w:rPr>
-          <w:rFonts w:ascii="Cascadia Mono" w:hAnsi="Cascadia Mono" w:cs="Cascadia Mono"/>
-        </w:rPr>
-        <w:t xml:space="preserve"> -aux</w:t>
-      </w:r>
-      <w:r>
+      <w:r>
+        <w:rPr>
+          <w:rFonts w:cs="Cascadia Mono" w:ascii="Cascadia Mono" w:hAnsi="Cascadia Mono"/>
+        </w:rPr>
+        <w:t>ps -aux</w:t>
+      </w:r>
+      <w:r>
+        <w:rPr/>
         <w:t xml:space="preserve"> </w:t>
       </w:r>
       <w:r>
@@ -1309,15 +1010,14 @@
         </w:rPr>
         <w:t xml:space="preserve">et </w:t>
       </w:r>
-      <w:proofErr w:type="spellStart"/>
-      <w:r>
-        <w:rPr>
-          <w:rFonts w:ascii="Cascadia Mono" w:hAnsi="Cascadia Mono" w:cs="Cascadia Mono"/>
+      <w:r>
+        <w:rPr>
+          <w:rFonts w:cs="Cascadia Mono" w:ascii="Cascadia Mono" w:hAnsi="Cascadia Mono"/>
         </w:rPr>
         <w:t>cut</w:t>
       </w:r>
-      <w:proofErr w:type="spellEnd"/>
-      <w:r>
+      <w:r>
+        <w:rPr/>
         <w:t xml:space="preserve"> </w:t>
       </w:r>
       <w:r>
@@ -1332,48 +1032,79 @@
       <w:tblPr>
         <w:tblStyle w:val="Grilledutableau"/>
         <w:tblW w:w="8780" w:type="dxa"/>
-        <w:tblInd w:w="392" w:type="dxa"/>
-        <w:tblLook w:val="04A0" w:firstRow="1" w:lastRow="0" w:firstColumn="1" w:lastColumn="0" w:noHBand="0" w:noVBand="1"/>
+        <w:jc w:val="left"/>
+        <w:tblInd w:w="391" w:type="dxa"/>
+        <w:tblLayout w:type="fixed"/>
+        <w:tblCellMar>
+          <w:top w:w="0" w:type="dxa"/>
+          <w:left w:w="108" w:type="dxa"/>
+          <w:bottom w:w="0" w:type="dxa"/>
+          <w:right w:w="108" w:type="dxa"/>
+        </w:tblCellMar>
+        <w:tblLook w:val="04a0" w:noHBand="0" w:noVBand="1" w:firstColumn="1" w:lastRow="0" w:lastColumn="0" w:firstRow="1"/>
       </w:tblPr>
       <w:tblGrid>
         <w:gridCol w:w="8780"/>
       </w:tblGrid>
       <w:tr>
+        <w:trPr/>
         <w:tc>
           <w:tcPr>
             <w:tcW w:w="8780" w:type="dxa"/>
+            <w:tcBorders/>
           </w:tcPr>
           <w:p>
             <w:pPr>
+              <w:pStyle w:val="Normal"/>
+              <w:widowControl/>
+              <w:spacing w:lineRule="auto" w:line="240" w:before="0" w:after="0"/>
+              <w:jc w:val="left"/>
               <w:rPr>
                 <w:sz w:val="24"/>
                 <w:szCs w:val="24"/>
               </w:rPr>
             </w:pPr>
+            <w:r>
+              <w:rPr>
+                <w:rFonts w:eastAsia="Calibri" w:cs=""/>
+                <w:kern w:val="0"/>
+                <w:sz w:val="22"/>
+                <w:szCs w:val="22"/>
+                <w:lang w:val="fr-CA" w:eastAsia="en-US" w:bidi="ar-SA"/>
+              </w:rPr>
+            </w:r>
           </w:p>
         </w:tc>
       </w:tr>
     </w:tbl>
     <w:p>
       <w:pPr>
-        <w:pStyle w:val="Paragraphedeliste"/>
-        <w:ind w:left="357"/>
-        <w:contextualSpacing w:val="0"/>
-        <w:rPr>
-          <w:sz w:val="24"/>
-          <w:szCs w:val="24"/>
-        </w:rPr>
-      </w:pPr>
+        <w:pStyle w:val="ListParagraph"/>
+        <w:spacing w:before="0" w:after="160"/>
+        <w:ind w:left="357" w:hanging="0"/>
+        <w:contextualSpacing w:val="false"/>
+        <w:rPr>
+          <w:sz w:val="24"/>
+          <w:szCs w:val="24"/>
+        </w:rPr>
+      </w:pPr>
+      <w:r>
+        <w:rPr>
+          <w:sz w:val="24"/>
+          <w:szCs w:val="24"/>
+        </w:rPr>
+      </w:r>
     </w:p>
     <w:p>
       <w:pPr>
-        <w:pStyle w:val="Paragraphedeliste"/>
+        <w:pStyle w:val="ListParagraph"/>
         <w:numPr>
           <w:ilvl w:val="0"/>
-          <w:numId w:val="4"/>
+          <w:numId w:val="1"/>
         </w:numPr>
+        <w:spacing w:before="0" w:after="160"/>
         <w:ind w:left="357" w:hanging="357"/>
-        <w:contextualSpacing w:val="0"/>
+        <w:contextualSpacing w:val="false"/>
         <w:rPr>
           <w:sz w:val="24"/>
           <w:szCs w:val="24"/>
@@ -1386,19 +1117,11 @@
         </w:rPr>
         <w:t xml:space="preserve">Utilisez la redirection entre </w:t>
       </w:r>
-      <w:proofErr w:type="spellStart"/>
-      <w:r>
-        <w:rPr>
-          <w:rFonts w:ascii="Cascadia Mono" w:hAnsi="Cascadia Mono" w:cs="Cascadia Mono"/>
-        </w:rPr>
-        <w:t>ps</w:t>
-      </w:r>
-      <w:proofErr w:type="spellEnd"/>
-      <w:r>
-        <w:rPr>
-          <w:rFonts w:ascii="Cascadia Mono" w:hAnsi="Cascadia Mono" w:cs="Cascadia Mono"/>
-        </w:rPr>
-        <w:t xml:space="preserve"> -aux</w:t>
+      <w:r>
+        <w:rPr>
+          <w:rFonts w:cs="Cascadia Mono" w:ascii="Cascadia Mono" w:hAnsi="Cascadia Mono"/>
+        </w:rPr>
+        <w:t>ps -aux</w:t>
       </w:r>
       <w:r>
         <w:rPr>
@@ -1407,15 +1130,14 @@
         </w:rPr>
         <w:t xml:space="preserve">, </w:t>
       </w:r>
-      <w:proofErr w:type="spellStart"/>
-      <w:r>
-        <w:rPr>
-          <w:rFonts w:ascii="Cascadia Mono" w:hAnsi="Cascadia Mono" w:cs="Cascadia Mono"/>
+      <w:r>
+        <w:rPr>
+          <w:rFonts w:cs="Cascadia Mono" w:ascii="Cascadia Mono" w:hAnsi="Cascadia Mono"/>
         </w:rPr>
         <w:t>cut</w:t>
       </w:r>
-      <w:proofErr w:type="spellEnd"/>
-      <w:r>
+      <w:r>
+        <w:rPr/>
         <w:t xml:space="preserve"> </w:t>
       </w:r>
       <w:r>
@@ -1427,11 +1149,12 @@
       </w:r>
       <w:r>
         <w:rPr>
-          <w:rFonts w:ascii="Cascadia Mono" w:hAnsi="Cascadia Mono" w:cs="Cascadia Mono"/>
+          <w:rFonts w:cs="Cascadia Mono" w:ascii="Cascadia Mono" w:hAnsi="Cascadia Mono"/>
         </w:rPr>
         <w:t>sort</w:t>
       </w:r>
       <w:r>
+        <w:rPr/>
         <w:t xml:space="preserve"> </w:t>
       </w:r>
       <w:r>
@@ -1439,367 +1162,192 @@
           <w:sz w:val="24"/>
           <w:szCs w:val="24"/>
         </w:rPr>
-        <w:t xml:space="preserve">pour </w:t>
-      </w:r>
-      <w:r>
-        <w:rPr>
-          <w:sz w:val="24"/>
-          <w:szCs w:val="24"/>
-        </w:rPr>
-        <w:t xml:space="preserve">trier </w:t>
-      </w:r>
-      <w:r>
-        <w:rPr>
-          <w:sz w:val="24"/>
-          <w:szCs w:val="24"/>
-        </w:rPr>
-        <w:t>la valeur de la première colonne des résultats</w:t>
+        <w:t>pour trier la valeur de la première colonne des résultats</w:t>
       </w:r>
     </w:p>
     <w:tbl>
       <w:tblPr>
         <w:tblStyle w:val="Grilledutableau"/>
-        <w:tblW w:w="0" w:type="auto"/>
+        <w:tblW w:w="8499" w:type="dxa"/>
+        <w:jc w:val="left"/>
         <w:tblInd w:w="357" w:type="dxa"/>
-        <w:tblLook w:val="04A0" w:firstRow="1" w:lastRow="0" w:firstColumn="1" w:lastColumn="0" w:noHBand="0" w:noVBand="1"/>
+        <w:tblLayout w:type="fixed"/>
+        <w:tblCellMar>
+          <w:top w:w="0" w:type="dxa"/>
+          <w:left w:w="108" w:type="dxa"/>
+          <w:bottom w:w="0" w:type="dxa"/>
+          <w:right w:w="108" w:type="dxa"/>
+        </w:tblCellMar>
+        <w:tblLook w:val="04a0" w:noHBand="0" w:noVBand="1" w:firstColumn="1" w:lastRow="0" w:lastColumn="0" w:firstRow="1"/>
       </w:tblPr>
       <w:tblGrid>
         <w:gridCol w:w="8499"/>
       </w:tblGrid>
       <w:tr>
+        <w:trPr/>
         <w:tc>
           <w:tcPr>
-            <w:tcW w:w="8780" w:type="dxa"/>
+            <w:tcW w:w="8499" w:type="dxa"/>
+            <w:tcBorders/>
           </w:tcPr>
           <w:p>
             <w:pPr>
-              <w:pStyle w:val="Paragraphedeliste"/>
-              <w:ind w:left="0"/>
-              <w:contextualSpacing w:val="0"/>
+              <w:pStyle w:val="ListParagraph"/>
+              <w:widowControl/>
+              <w:spacing w:lineRule="auto" w:line="240" w:before="0" w:after="0"/>
+              <w:ind w:left="0" w:hanging="0"/>
+              <w:contextualSpacing w:val="false"/>
+              <w:jc w:val="left"/>
               <w:rPr>
                 <w:sz w:val="24"/>
                 <w:szCs w:val="24"/>
               </w:rPr>
             </w:pPr>
+            <w:r>
+              <w:rPr>
+                <w:rFonts w:eastAsia="Calibri" w:cs=""/>
+                <w:kern w:val="0"/>
+                <w:sz w:val="22"/>
+                <w:szCs w:val="22"/>
+                <w:lang w:val="fr-CA" w:eastAsia="en-US" w:bidi="ar-SA"/>
+              </w:rPr>
+            </w:r>
           </w:p>
         </w:tc>
       </w:tr>
     </w:tbl>
     <w:p>
       <w:pPr>
-        <w:pStyle w:val="Paragraphedeliste"/>
-        <w:ind w:left="357"/>
-        <w:contextualSpacing w:val="0"/>
-        <w:rPr>
-          <w:sz w:val="24"/>
-          <w:szCs w:val="24"/>
-        </w:rPr>
-      </w:pPr>
+        <w:pStyle w:val="ListParagraph"/>
+        <w:spacing w:before="0" w:after="160"/>
+        <w:ind w:left="357" w:hanging="0"/>
+        <w:contextualSpacing w:val="false"/>
+        <w:rPr>
+          <w:sz w:val="24"/>
+          <w:szCs w:val="24"/>
+        </w:rPr>
+      </w:pPr>
+      <w:r>
+        <w:rPr>
+          <w:sz w:val="24"/>
+          <w:szCs w:val="24"/>
+        </w:rPr>
+      </w:r>
     </w:p>
     <w:p>
       <w:pPr>
-        <w:pStyle w:val="Paragraphedeliste"/>
+        <w:pStyle w:val="ListParagraph"/>
         <w:numPr>
           <w:ilvl w:val="0"/>
-          <w:numId w:val="4"/>
+          <w:numId w:val="1"/>
         </w:numPr>
+        <w:spacing w:before="0" w:after="160"/>
         <w:ind w:left="357" w:hanging="357"/>
-        <w:contextualSpacing w:val="0"/>
-        <w:rPr>
-          <w:sz w:val="24"/>
-          <w:szCs w:val="24"/>
-        </w:rPr>
-      </w:pPr>
-      <w:r>
-        <w:rPr>
-          <w:sz w:val="24"/>
-          <w:szCs w:val="24"/>
-        </w:rPr>
-        <w:t xml:space="preserve">Utilisez la redirection </w:t>
-      </w:r>
-      <w:r>
-        <w:rPr>
-          <w:sz w:val="24"/>
-          <w:szCs w:val="24"/>
-        </w:rPr>
-        <w:t>pour afficher</w:t>
-      </w:r>
-      <w:r>
-        <w:rPr>
-          <w:sz w:val="24"/>
-          <w:szCs w:val="24"/>
-        </w:rPr>
-        <w:t xml:space="preserve"> </w:t>
-      </w:r>
-      <w:r>
-        <w:rPr>
-          <w:sz w:val="24"/>
-          <w:szCs w:val="24"/>
-        </w:rPr>
-        <w:t>seulement les valeurs distinctes dans les résultats de la question précédente.</w:t>
+        <w:contextualSpacing w:val="false"/>
+        <w:rPr>
+          <w:sz w:val="24"/>
+          <w:szCs w:val="24"/>
+        </w:rPr>
+      </w:pPr>
+      <w:r>
+        <w:rPr>
+          <w:sz w:val="24"/>
+          <w:szCs w:val="24"/>
+        </w:rPr>
+        <w:t>Utilisez la redirection pour afficher seulement les valeurs distinctes dans les résultats de la question précédente.</w:t>
       </w:r>
     </w:p>
     <w:tbl>
       <w:tblPr>
         <w:tblStyle w:val="Grilledutableau"/>
-        <w:tblW w:w="0" w:type="auto"/>
+        <w:tblW w:w="8499" w:type="dxa"/>
+        <w:jc w:val="left"/>
         <w:tblInd w:w="357" w:type="dxa"/>
-        <w:tblLook w:val="04A0" w:firstRow="1" w:lastRow="0" w:firstColumn="1" w:lastColumn="0" w:noHBand="0" w:noVBand="1"/>
+        <w:tblLayout w:type="fixed"/>
+        <w:tblCellMar>
+          <w:top w:w="0" w:type="dxa"/>
+          <w:left w:w="108" w:type="dxa"/>
+          <w:bottom w:w="0" w:type="dxa"/>
+          <w:right w:w="108" w:type="dxa"/>
+        </w:tblCellMar>
+        <w:tblLook w:val="04a0" w:noHBand="0" w:noVBand="1" w:firstColumn="1" w:lastRow="0" w:lastColumn="0" w:firstRow="1"/>
       </w:tblPr>
       <w:tblGrid>
         <w:gridCol w:w="8499"/>
       </w:tblGrid>
       <w:tr>
+        <w:trPr/>
         <w:tc>
           <w:tcPr>
-            <w:tcW w:w="8780" w:type="dxa"/>
+            <w:tcW w:w="8499" w:type="dxa"/>
+            <w:tcBorders/>
           </w:tcPr>
           <w:p>
             <w:pPr>
-              <w:pStyle w:val="Paragraphedeliste"/>
-              <w:ind w:left="0"/>
-              <w:contextualSpacing w:val="0"/>
+              <w:pStyle w:val="ListParagraph"/>
+              <w:widowControl/>
+              <w:spacing w:lineRule="auto" w:line="240" w:before="0" w:after="0"/>
+              <w:ind w:left="0" w:hanging="0"/>
+              <w:contextualSpacing w:val="false"/>
+              <w:jc w:val="left"/>
               <w:rPr>
                 <w:sz w:val="24"/>
                 <w:szCs w:val="24"/>
               </w:rPr>
             </w:pPr>
+            <w:r>
+              <w:rPr>
+                <w:rFonts w:eastAsia="Calibri" w:cs=""/>
+                <w:kern w:val="0"/>
+                <w:sz w:val="22"/>
+                <w:szCs w:val="22"/>
+                <w:lang w:val="fr-CA" w:eastAsia="en-US" w:bidi="ar-SA"/>
+              </w:rPr>
+            </w:r>
           </w:p>
         </w:tc>
       </w:tr>
     </w:tbl>
     <w:p>
       <w:pPr>
-        <w:pStyle w:val="Paragraphedeliste"/>
-        <w:ind w:left="357"/>
-        <w:contextualSpacing w:val="0"/>
-        <w:rPr>
-          <w:sz w:val="24"/>
-          <w:szCs w:val="24"/>
-        </w:rPr>
-      </w:pPr>
+        <w:pStyle w:val="ListParagraph"/>
+        <w:spacing w:before="0" w:after="160"/>
+        <w:ind w:left="357" w:hanging="0"/>
+        <w:contextualSpacing w:val="false"/>
+        <w:rPr>
+          <w:sz w:val="24"/>
+          <w:szCs w:val="24"/>
+        </w:rPr>
+      </w:pPr>
+      <w:r>
+        <w:rPr/>
+      </w:r>
     </w:p>
     <w:sectPr>
+      <w:type w:val="nextPage"/>
       <w:pgSz w:w="12240" w:h="15840"/>
-      <w:pgMar w:top="1440" w:right="1800" w:bottom="1440" w:left="1800" w:header="708" w:footer="708" w:gutter="0"/>
-      <w:cols w:space="708"/>
-      <w:docGrid w:linePitch="360"/>
+      <w:pgMar w:left="1800" w:right="1800" w:gutter="0" w:header="0" w:top="1440" w:footer="0" w:bottom="1440"/>
+      <w:pgNumType w:fmt="decimal"/>
+      <w:formProt w:val="false"/>
+      <w:textDirection w:val="lrTb"/>
+      <w:docGrid w:type="default" w:linePitch="360" w:charSpace="4096"/>
     </w:sectPr>
   </w:body>
 </w:document>
 </file>
 
 <file path=word/numbering.xml><?xml version="1.0" encoding="utf-8"?>
-<w:numbering xmlns:wpc="http://schemas.microsoft.com/office/word/2010/wordprocessingCanvas" xmlns:cx="http://schemas.microsoft.com/office/drawing/2014/chartex" xmlns:cx1="http://schemas.microsoft.com/office/drawing/2015/9/8/chartex" xmlns:cx2="http://schemas.microsoft.com/office/drawing/2015/10/21/chartex" xmlns:cx3="http://schemas.microsoft.com/office/drawing/2016/5/9/chartex" xmlns:cx4="http://schemas.microsoft.com/office/drawing/2016/5/10/chartex" xmlns:cx5="http://schemas.microsoft.com/office/drawing/2016/5/11/chartex" xmlns:cx6="http://schemas.microsoft.com/office/drawing/2016/5/12/chartex" xmlns:cx7="http://schemas.microsoft.com/office/drawing/2016/5/13/chartex" xmlns:cx8="http://schemas.microsoft.com/office/drawing/2016/5/14/chartex" xmlns:mc="http://schemas.openxmlformats.org/markup-compatibility/2006" xmlns:aink="http://schemas.microsoft.com/office/drawing/2016/ink" xmlns:am3d="http://schemas.microsoft.com/office/drawing/2017/model3d" xmlns:o="urn:schemas-microsoft-com:office:office" xmlns:oel="http://schemas.microsoft.com/office/2019/extlst" xmlns:r="http://schemas.openxmlformats.org/officeDocument/2006/relationships" xmlns:m="http://schemas.openxmlformats.org/officeDocument/2006/math" xmlns:v="urn:schemas-microsoft-com:vml" xmlns:wp14="http://schemas.microsoft.com/office/word/2010/wordprocessingDrawing" xmlns:wp="http://schemas.openxmlformats.org/drawingml/2006/wordprocessingDrawing" xmlns:w10="urn:schemas-microsoft-com:office:word" xmlns:w="http://schemas.openxmlformats.org/wordprocessingml/2006/main" xmlns:w14="http://schemas.microsoft.com/office/word/2010/wordml" xmlns:w15="http://schemas.microsoft.com/office/word/2012/wordml" xmlns:w16cex="http://schemas.microsoft.com/office/word/2018/wordml/cex" xmlns:w16cid="http://schemas.microsoft.com/office/word/2016/wordml/cid" xmlns:w16="http://schemas.microsoft.com/office/word/2018/wordml" xmlns:w16sdtdh="http://schemas.microsoft.com/office/word/2020/wordml/sdtdatahash" xmlns:w16se="http://schemas.microsoft.com/office/word/2015/wordml/symex" xmlns:wpg="http://schemas.microsoft.com/office/word/2010/wordprocessingGroup" xmlns:wpi="http://schemas.microsoft.com/office/word/2010/wordprocessingInk" xmlns:wne="http://schemas.microsoft.com/office/word/2006/wordml" xmlns:wps="http://schemas.microsoft.com/office/word/2010/wordprocessingShape" mc:Ignorable="w14 w15 w16se w16cid w16 w16cex w16sdtdh wp14">
-  <w:abstractNum w:abstractNumId="0" w15:restartNumberingAfterBreak="0">
-    <w:nsid w:val="06412AAF"/>
-    <w:multiLevelType w:val="hybridMultilevel"/>
-    <w:tmpl w:val="70063288"/>
-    <w:lvl w:ilvl="0" w:tplc="0C0C000F">
+<w:numbering xmlns:w="http://schemas.openxmlformats.org/wordprocessingml/2006/main" xmlns:o="urn:schemas-microsoft-com:office:office" xmlns:r="http://schemas.openxmlformats.org/officeDocument/2006/relationships" xmlns:v="urn:schemas-microsoft-com:vml" xmlns:mc="http://schemas.openxmlformats.org/markup-compatibility/2006" xmlns:w14="http://schemas.microsoft.com/office/word/2010/wordml" mc:Ignorable="w14">
+  <w:abstractNum w:abstractNumId="1">
+    <w:lvl w:ilvl="0">
       <w:start w:val="1"/>
       <w:numFmt w:val="decimal"/>
       <w:lvlText w:val="%1."/>
       <w:lvlJc w:val="left"/>
       <w:pPr>
-        <w:ind w:left="-2862" w:hanging="360"/>
-      </w:pPr>
-    </w:lvl>
-    <w:lvl w:ilvl="1" w:tplc="0C0C0019" w:tentative="1">
-      <w:start w:val="1"/>
-      <w:numFmt w:val="lowerLetter"/>
-      <w:lvlText w:val="%2."/>
-      <w:lvlJc w:val="left"/>
-      <w:pPr>
-        <w:ind w:left="-2142" w:hanging="360"/>
-      </w:pPr>
-    </w:lvl>
-    <w:lvl w:ilvl="2" w:tplc="0C0C001B" w:tentative="1">
-      <w:start w:val="1"/>
-      <w:numFmt w:val="lowerRoman"/>
-      <w:lvlText w:val="%3."/>
-      <w:lvlJc w:val="right"/>
-      <w:pPr>
-        <w:ind w:left="-1422" w:hanging="180"/>
-      </w:pPr>
-    </w:lvl>
-    <w:lvl w:ilvl="3" w:tplc="0C0C000F" w:tentative="1">
-      <w:start w:val="1"/>
-      <w:numFmt w:val="decimal"/>
-      <w:lvlText w:val="%4."/>
-      <w:lvlJc w:val="left"/>
-      <w:pPr>
-        <w:ind w:left="-702" w:hanging="360"/>
-      </w:pPr>
-    </w:lvl>
-    <w:lvl w:ilvl="4" w:tplc="0C0C0019" w:tentative="1">
-      <w:start w:val="1"/>
-      <w:numFmt w:val="lowerLetter"/>
-      <w:lvlText w:val="%5."/>
-      <w:lvlJc w:val="left"/>
-      <w:pPr>
-        <w:ind w:left="18" w:hanging="360"/>
-      </w:pPr>
-    </w:lvl>
-    <w:lvl w:ilvl="5" w:tplc="0C0C001B" w:tentative="1">
-      <w:start w:val="1"/>
-      <w:numFmt w:val="lowerRoman"/>
-      <w:lvlText w:val="%6."/>
-      <w:lvlJc w:val="right"/>
-      <w:pPr>
-        <w:ind w:left="738" w:hanging="180"/>
-      </w:pPr>
-    </w:lvl>
-    <w:lvl w:ilvl="6" w:tplc="0C0C000F" w:tentative="1">
-      <w:start w:val="1"/>
-      <w:numFmt w:val="decimal"/>
-      <w:lvlText w:val="%7."/>
-      <w:lvlJc w:val="left"/>
-      <w:pPr>
-        <w:ind w:left="1458" w:hanging="360"/>
-      </w:pPr>
-    </w:lvl>
-    <w:lvl w:ilvl="7" w:tplc="0C0C0019" w:tentative="1">
-      <w:start w:val="1"/>
-      <w:numFmt w:val="lowerLetter"/>
-      <w:lvlText w:val="%8."/>
-      <w:lvlJc w:val="left"/>
-      <w:pPr>
-        <w:ind w:left="2178" w:hanging="360"/>
-      </w:pPr>
-    </w:lvl>
-    <w:lvl w:ilvl="8" w:tplc="0C0C001B" w:tentative="1">
-      <w:start w:val="1"/>
-      <w:numFmt w:val="lowerRoman"/>
-      <w:lvlText w:val="%9."/>
-      <w:lvlJc w:val="right"/>
-      <w:pPr>
-        <w:ind w:left="2898" w:hanging="180"/>
-      </w:pPr>
-    </w:lvl>
-  </w:abstractNum>
-  <w:abstractNum w:abstractNumId="1" w15:restartNumberingAfterBreak="0">
-    <w:nsid w:val="1E4329D9"/>
-    <w:multiLevelType w:val="hybridMultilevel"/>
-    <w:tmpl w:val="4EACA724"/>
-    <w:lvl w:ilvl="0" w:tplc="0C0C0001">
-      <w:start w:val="1"/>
-      <w:numFmt w:val="bullet"/>
-      <w:lvlText w:val=""/>
-      <w:lvlJc w:val="left"/>
-      <w:pPr>
-        <w:ind w:left="-1071" w:hanging="360"/>
-      </w:pPr>
-      <w:rPr>
-        <w:rFonts w:ascii="Symbol" w:hAnsi="Symbol" w:hint="default"/>
-      </w:rPr>
-    </w:lvl>
-    <w:lvl w:ilvl="1" w:tplc="0C0C0003" w:tentative="1">
-      <w:start w:val="1"/>
-      <w:numFmt w:val="bullet"/>
-      <w:lvlText w:val="o"/>
-      <w:lvlJc w:val="left"/>
-      <w:pPr>
-        <w:ind w:left="-351" w:hanging="360"/>
-      </w:pPr>
-      <w:rPr>
-        <w:rFonts w:ascii="Courier New" w:hAnsi="Courier New" w:cs="Courier New" w:hint="default"/>
-      </w:rPr>
-    </w:lvl>
-    <w:lvl w:ilvl="2" w:tplc="0C0C0005" w:tentative="1">
-      <w:start w:val="1"/>
-      <w:numFmt w:val="bullet"/>
-      <w:lvlText w:val=""/>
-      <w:lvlJc w:val="left"/>
-      <w:pPr>
-        <w:ind w:left="369" w:hanging="360"/>
-      </w:pPr>
-      <w:rPr>
-        <w:rFonts w:ascii="Wingdings" w:hAnsi="Wingdings" w:hint="default"/>
-      </w:rPr>
-    </w:lvl>
-    <w:lvl w:ilvl="3" w:tplc="0C0C0001" w:tentative="1">
-      <w:start w:val="1"/>
-      <w:numFmt w:val="bullet"/>
-      <w:lvlText w:val=""/>
-      <w:lvlJc w:val="left"/>
-      <w:pPr>
-        <w:ind w:left="1089" w:hanging="360"/>
-      </w:pPr>
-      <w:rPr>
-        <w:rFonts w:ascii="Symbol" w:hAnsi="Symbol" w:hint="default"/>
-      </w:rPr>
-    </w:lvl>
-    <w:lvl w:ilvl="4" w:tplc="0C0C0003" w:tentative="1">
-      <w:start w:val="1"/>
-      <w:numFmt w:val="bullet"/>
-      <w:lvlText w:val="o"/>
-      <w:lvlJc w:val="left"/>
-      <w:pPr>
-        <w:ind w:left="1809" w:hanging="360"/>
-      </w:pPr>
-      <w:rPr>
-        <w:rFonts w:ascii="Courier New" w:hAnsi="Courier New" w:cs="Courier New" w:hint="default"/>
-      </w:rPr>
-    </w:lvl>
-    <w:lvl w:ilvl="5" w:tplc="0C0C0005" w:tentative="1">
-      <w:start w:val="1"/>
-      <w:numFmt w:val="bullet"/>
-      <w:lvlText w:val=""/>
-      <w:lvlJc w:val="left"/>
-      <w:pPr>
-        <w:ind w:left="2529" w:hanging="360"/>
-      </w:pPr>
-      <w:rPr>
-        <w:rFonts w:ascii="Wingdings" w:hAnsi="Wingdings" w:hint="default"/>
-      </w:rPr>
-    </w:lvl>
-    <w:lvl w:ilvl="6" w:tplc="0C0C0001" w:tentative="1">
-      <w:start w:val="1"/>
-      <w:numFmt w:val="bullet"/>
-      <w:lvlText w:val=""/>
-      <w:lvlJc w:val="left"/>
-      <w:pPr>
-        <w:ind w:left="3249" w:hanging="360"/>
-      </w:pPr>
-      <w:rPr>
-        <w:rFonts w:ascii="Symbol" w:hAnsi="Symbol" w:hint="default"/>
-      </w:rPr>
-    </w:lvl>
-    <w:lvl w:ilvl="7" w:tplc="0C0C0003" w:tentative="1">
-      <w:start w:val="1"/>
-      <w:numFmt w:val="bullet"/>
-      <w:lvlText w:val="o"/>
-      <w:lvlJc w:val="left"/>
-      <w:pPr>
-        <w:ind w:left="3969" w:hanging="360"/>
-      </w:pPr>
-      <w:rPr>
-        <w:rFonts w:ascii="Courier New" w:hAnsi="Courier New" w:cs="Courier New" w:hint="default"/>
-      </w:rPr>
-    </w:lvl>
-    <w:lvl w:ilvl="8" w:tplc="0C0C0005" w:tentative="1">
-      <w:start w:val="1"/>
-      <w:numFmt w:val="bullet"/>
-      <w:lvlText w:val=""/>
-      <w:lvlJc w:val="left"/>
-      <w:pPr>
-        <w:ind w:left="4689" w:hanging="360"/>
-      </w:pPr>
-      <w:rPr>
-        <w:rFonts w:ascii="Wingdings" w:hAnsi="Wingdings" w:hint="default"/>
-      </w:rPr>
-    </w:lvl>
-  </w:abstractNum>
-  <w:abstractNum w:abstractNumId="2" w15:restartNumberingAfterBreak="0">
-    <w:nsid w:val="2CC24BA9"/>
-    <w:multiLevelType w:val="hybridMultilevel"/>
-    <w:tmpl w:val="FA18026A"/>
-    <w:lvl w:ilvl="0" w:tplc="DF5C546A">
-      <w:start w:val="1"/>
-      <w:numFmt w:val="decimal"/>
-      <w:lvlText w:val="%1."/>
-      <w:lvlJc w:val="left"/>
-      <w:pPr>
+        <w:tabs>
+          <w:tab w:val="num" w:pos="0"/>
+        </w:tabs>
         <w:ind w:left="360" w:hanging="360"/>
       </w:pPr>
       <w:rPr>
@@ -1807,186 +1355,245 @@
         <w:szCs w:val="24"/>
       </w:rPr>
     </w:lvl>
-    <w:lvl w:ilvl="1" w:tplc="0C0C0019" w:tentative="1">
+    <w:lvl w:ilvl="1">
       <w:start w:val="1"/>
       <w:numFmt w:val="lowerLetter"/>
       <w:lvlText w:val="%2."/>
       <w:lvlJc w:val="left"/>
       <w:pPr>
+        <w:tabs>
+          <w:tab w:val="num" w:pos="0"/>
+        </w:tabs>
         <w:ind w:left="1080" w:hanging="360"/>
       </w:pPr>
+      <w:rPr/>
     </w:lvl>
-    <w:lvl w:ilvl="2" w:tplc="0C0C001B" w:tentative="1">
+    <w:lvl w:ilvl="2">
       <w:start w:val="1"/>
       <w:numFmt w:val="lowerRoman"/>
       <w:lvlText w:val="%3."/>
       <w:lvlJc w:val="right"/>
       <w:pPr>
+        <w:tabs>
+          <w:tab w:val="num" w:pos="0"/>
+        </w:tabs>
         <w:ind w:left="1800" w:hanging="180"/>
       </w:pPr>
+      <w:rPr/>
     </w:lvl>
-    <w:lvl w:ilvl="3" w:tplc="0C0C000F" w:tentative="1">
+    <w:lvl w:ilvl="3">
       <w:start w:val="1"/>
       <w:numFmt w:val="decimal"/>
       <w:lvlText w:val="%4."/>
       <w:lvlJc w:val="left"/>
       <w:pPr>
+        <w:tabs>
+          <w:tab w:val="num" w:pos="0"/>
+        </w:tabs>
         <w:ind w:left="2520" w:hanging="360"/>
       </w:pPr>
+      <w:rPr/>
     </w:lvl>
-    <w:lvl w:ilvl="4" w:tplc="0C0C0019" w:tentative="1">
+    <w:lvl w:ilvl="4">
       <w:start w:val="1"/>
       <w:numFmt w:val="lowerLetter"/>
       <w:lvlText w:val="%5."/>
       <w:lvlJc w:val="left"/>
       <w:pPr>
+        <w:tabs>
+          <w:tab w:val="num" w:pos="0"/>
+        </w:tabs>
         <w:ind w:left="3240" w:hanging="360"/>
       </w:pPr>
+      <w:rPr/>
     </w:lvl>
-    <w:lvl w:ilvl="5" w:tplc="0C0C001B" w:tentative="1">
+    <w:lvl w:ilvl="5">
       <w:start w:val="1"/>
       <w:numFmt w:val="lowerRoman"/>
       <w:lvlText w:val="%6."/>
       <w:lvlJc w:val="right"/>
       <w:pPr>
+        <w:tabs>
+          <w:tab w:val="num" w:pos="0"/>
+        </w:tabs>
         <w:ind w:left="3960" w:hanging="180"/>
       </w:pPr>
+      <w:rPr/>
     </w:lvl>
-    <w:lvl w:ilvl="6" w:tplc="0C0C000F" w:tentative="1">
+    <w:lvl w:ilvl="6">
       <w:start w:val="1"/>
       <w:numFmt w:val="decimal"/>
       <w:lvlText w:val="%7."/>
       <w:lvlJc w:val="left"/>
       <w:pPr>
+        <w:tabs>
+          <w:tab w:val="num" w:pos="0"/>
+        </w:tabs>
         <w:ind w:left="4680" w:hanging="360"/>
       </w:pPr>
+      <w:rPr/>
     </w:lvl>
-    <w:lvl w:ilvl="7" w:tplc="0C0C0019" w:tentative="1">
+    <w:lvl w:ilvl="7">
       <w:start w:val="1"/>
       <w:numFmt w:val="lowerLetter"/>
       <w:lvlText w:val="%8."/>
       <w:lvlJc w:val="left"/>
       <w:pPr>
+        <w:tabs>
+          <w:tab w:val="num" w:pos="0"/>
+        </w:tabs>
         <w:ind w:left="5400" w:hanging="360"/>
       </w:pPr>
+      <w:rPr/>
     </w:lvl>
-    <w:lvl w:ilvl="8" w:tplc="0C0C001B" w:tentative="1">
+    <w:lvl w:ilvl="8">
       <w:start w:val="1"/>
       <w:numFmt w:val="lowerRoman"/>
       <w:lvlText w:val="%9."/>
       <w:lvlJc w:val="right"/>
       <w:pPr>
+        <w:tabs>
+          <w:tab w:val="num" w:pos="0"/>
+        </w:tabs>
         <w:ind w:left="6120" w:hanging="180"/>
       </w:pPr>
+      <w:rPr/>
     </w:lvl>
   </w:abstractNum>
-  <w:abstractNum w:abstractNumId="3" w15:restartNumberingAfterBreak="0">
-    <w:nsid w:val="7A7B102C"/>
-    <w:multiLevelType w:val="hybridMultilevel"/>
-    <w:tmpl w:val="59301B12"/>
-    <w:lvl w:ilvl="0" w:tplc="0C0C000F">
+  <w:abstractNum w:abstractNumId="2">
+    <w:lvl w:ilvl="0">
       <w:start w:val="1"/>
-      <w:numFmt w:val="decimal"/>
-      <w:lvlText w:val="%1."/>
+      <w:numFmt w:val="none"/>
+      <w:suff w:val="nothing"/>
+      <w:lvlText w:val=""/>
       <w:lvlJc w:val="left"/>
       <w:pPr>
-        <w:ind w:left="720" w:hanging="360"/>
+        <w:tabs>
+          <w:tab w:val="num" w:pos="0"/>
+        </w:tabs>
+        <w:ind w:left="0" w:hanging="0"/>
       </w:pPr>
     </w:lvl>
-    <w:lvl w:ilvl="1" w:tplc="0C0C0019" w:tentative="1">
+    <w:lvl w:ilvl="1">
       <w:start w:val="1"/>
-      <w:numFmt w:val="lowerLetter"/>
-      <w:lvlText w:val="%2."/>
+      <w:numFmt w:val="none"/>
+      <w:suff w:val="nothing"/>
+      <w:lvlText w:val=""/>
       <w:lvlJc w:val="left"/>
       <w:pPr>
-        <w:ind w:left="1440" w:hanging="360"/>
+        <w:tabs>
+          <w:tab w:val="num" w:pos="0"/>
+        </w:tabs>
+        <w:ind w:left="0" w:hanging="0"/>
       </w:pPr>
     </w:lvl>
-    <w:lvl w:ilvl="2" w:tplc="0C0C001B" w:tentative="1">
+    <w:lvl w:ilvl="2">
       <w:start w:val="1"/>
-      <w:numFmt w:val="lowerRoman"/>
-      <w:lvlText w:val="%3."/>
-      <w:lvlJc w:val="right"/>
-      <w:pPr>
-        <w:ind w:left="2160" w:hanging="180"/>
+      <w:numFmt w:val="none"/>
+      <w:suff w:val="nothing"/>
+      <w:lvlText w:val=""/>
+      <w:lvlJc w:val="left"/>
+      <w:pPr>
+        <w:tabs>
+          <w:tab w:val="num" w:pos="0"/>
+        </w:tabs>
+        <w:ind w:left="0" w:hanging="0"/>
       </w:pPr>
     </w:lvl>
-    <w:lvl w:ilvl="3" w:tplc="0C0C000F" w:tentative="1">
+    <w:lvl w:ilvl="3">
       <w:start w:val="1"/>
-      <w:numFmt w:val="decimal"/>
-      <w:lvlText w:val="%4."/>
+      <w:numFmt w:val="none"/>
+      <w:suff w:val="nothing"/>
+      <w:lvlText w:val=""/>
       <w:lvlJc w:val="left"/>
       <w:pPr>
-        <w:ind w:left="2880" w:hanging="360"/>
+        <w:tabs>
+          <w:tab w:val="num" w:pos="0"/>
+        </w:tabs>
+        <w:ind w:left="0" w:hanging="0"/>
       </w:pPr>
     </w:lvl>
-    <w:lvl w:ilvl="4" w:tplc="0C0C0019" w:tentative="1">
+    <w:lvl w:ilvl="4">
       <w:start w:val="1"/>
-      <w:numFmt w:val="lowerLetter"/>
-      <w:lvlText w:val="%5."/>
+      <w:numFmt w:val="none"/>
+      <w:suff w:val="nothing"/>
+      <w:lvlText w:val=""/>
       <w:lvlJc w:val="left"/>
       <w:pPr>
-        <w:ind w:left="3600" w:hanging="360"/>
+        <w:tabs>
+          <w:tab w:val="num" w:pos="0"/>
+        </w:tabs>
+        <w:ind w:left="0" w:hanging="0"/>
       </w:pPr>
     </w:lvl>
-    <w:lvl w:ilvl="5" w:tplc="0C0C001B" w:tentative="1">
+    <w:lvl w:ilvl="5">
       <w:start w:val="1"/>
-      <w:numFmt w:val="lowerRoman"/>
-      <w:lvlText w:val="%6."/>
-      <w:lvlJc w:val="right"/>
-      <w:pPr>
-        <w:ind w:left="4320" w:hanging="180"/>
+      <w:numFmt w:val="none"/>
+      <w:suff w:val="nothing"/>
+      <w:lvlText w:val=""/>
+      <w:lvlJc w:val="left"/>
+      <w:pPr>
+        <w:tabs>
+          <w:tab w:val="num" w:pos="0"/>
+        </w:tabs>
+        <w:ind w:left="0" w:hanging="0"/>
       </w:pPr>
     </w:lvl>
-    <w:lvl w:ilvl="6" w:tplc="0C0C000F" w:tentative="1">
+    <w:lvl w:ilvl="6">
       <w:start w:val="1"/>
-      <w:numFmt w:val="decimal"/>
-      <w:lvlText w:val="%7."/>
+      <w:numFmt w:val="none"/>
+      <w:suff w:val="nothing"/>
+      <w:lvlText w:val=""/>
       <w:lvlJc w:val="left"/>
       <w:pPr>
-        <w:ind w:left="5040" w:hanging="360"/>
+        <w:tabs>
+          <w:tab w:val="num" w:pos="0"/>
+        </w:tabs>
+        <w:ind w:left="0" w:hanging="0"/>
       </w:pPr>
     </w:lvl>
-    <w:lvl w:ilvl="7" w:tplc="0C0C0019" w:tentative="1">
+    <w:lvl w:ilvl="7">
       <w:start w:val="1"/>
-      <w:numFmt w:val="lowerLetter"/>
-      <w:lvlText w:val="%8."/>
+      <w:numFmt w:val="none"/>
+      <w:suff w:val="nothing"/>
+      <w:lvlText w:val=""/>
       <w:lvlJc w:val="left"/>
       <w:pPr>
-        <w:ind w:left="5760" w:hanging="360"/>
+        <w:tabs>
+          <w:tab w:val="num" w:pos="0"/>
+        </w:tabs>
+        <w:ind w:left="0" w:hanging="0"/>
       </w:pPr>
     </w:lvl>
-    <w:lvl w:ilvl="8" w:tplc="0C0C001B" w:tentative="1">
+    <w:lvl w:ilvl="8">
       <w:start w:val="1"/>
-      <w:numFmt w:val="lowerRoman"/>
-      <w:lvlText w:val="%9."/>
-      <w:lvlJc w:val="right"/>
-      <w:pPr>
-        <w:ind w:left="6480" w:hanging="180"/>
+      <w:numFmt w:val="none"/>
+      <w:suff w:val="nothing"/>
+      <w:lvlText w:val=""/>
+      <w:lvlJc w:val="left"/>
+      <w:pPr>
+        <w:tabs>
+          <w:tab w:val="num" w:pos="0"/>
+        </w:tabs>
+        <w:ind w:left="0" w:hanging="0"/>
       </w:pPr>
     </w:lvl>
   </w:abstractNum>
-  <w:num w:numId="1" w16cid:durableId="1208639553">
-    <w:abstractNumId w:val="3"/>
-  </w:num>
-  <w:num w:numId="2" w16cid:durableId="1972638144">
+  <w:num w:numId="1">
     <w:abstractNumId w:val="1"/>
   </w:num>
-  <w:num w:numId="3" w16cid:durableId="1822577419">
-    <w:abstractNumId w:val="0"/>
-  </w:num>
-  <w:num w:numId="4" w16cid:durableId="1955479480">
+  <w:num w:numId="2">
     <w:abstractNumId w:val="2"/>
   </w:num>
 </w:numbering>
 </file>
 
 <file path=word/styles.xml><?xml version="1.0" encoding="utf-8"?>
-<w:styles xmlns:mc="http://schemas.openxmlformats.org/markup-compatibility/2006" xmlns:r="http://schemas.openxmlformats.org/officeDocument/2006/relationships" xmlns:w="http://schemas.openxmlformats.org/wordprocessingml/2006/main" xmlns:w14="http://schemas.microsoft.com/office/word/2010/wordml" xmlns:w15="http://schemas.microsoft.com/office/word/2012/wordml" xmlns:w16cex="http://schemas.microsoft.com/office/word/2018/wordml/cex" xmlns:w16cid="http://schemas.microsoft.com/office/word/2016/wordml/cid" xmlns:w16="http://schemas.microsoft.com/office/word/2018/wordml" xmlns:w16sdtdh="http://schemas.microsoft.com/office/word/2020/wordml/sdtdatahash" xmlns:w16se="http://schemas.microsoft.com/office/word/2015/wordml/symex" mc:Ignorable="w14 w15 w16se w16cid w16 w16cex w16sdtdh">
+<w:styles xmlns:w="http://schemas.openxmlformats.org/wordprocessingml/2006/main" xmlns:w14="http://schemas.microsoft.com/office/word/2010/wordml" xmlns:mc="http://schemas.openxmlformats.org/markup-compatibility/2006" mc:Ignorable="w14">
   <w:docDefaults>
     <w:rPrDefault>
       <w:rPr>
-        <w:rFonts w:asciiTheme="minorHAnsi" w:eastAsiaTheme="minorHAnsi" w:hAnsiTheme="minorHAnsi" w:cstheme="minorBidi"/>
+        <w:rFonts w:ascii="Calibri" w:hAnsi="Calibri" w:eastAsia="Calibri" w:cs="" w:asciiTheme="minorHAnsi" w:cstheme="minorBidi" w:eastAsiaTheme="minorHAnsi" w:hAnsiTheme="minorHAnsi"/>
         <w:sz w:val="22"/>
         <w:szCs w:val="22"/>
         <w:lang w:val="fr-CA" w:eastAsia="en-US" w:bidi="ar-SA"/>
@@ -1994,21 +1601,21 @@
     </w:rPrDefault>
     <w:pPrDefault>
       <w:pPr>
-        <w:spacing w:after="160" w:line="259" w:lineRule="auto"/>
+        <w:suppressAutoHyphens w:val="true"/>
       </w:pPr>
     </w:pPrDefault>
   </w:docDefaults>
   <w:latentStyles w:defLockedState="0" w:defUIPriority="99" w:defSemiHidden="0" w:defUnhideWhenUsed="0" w:defQFormat="0" w:count="376">
     <w:lsdException w:name="Normal" w:uiPriority="0" w:qFormat="1"/>
     <w:lsdException w:name="heading 1" w:uiPriority="9" w:qFormat="1"/>
-    <w:lsdException w:name="heading 2" w:semiHidden="1" w:uiPriority="9" w:unhideWhenUsed="1" w:qFormat="1"/>
-    <w:lsdException w:name="heading 3" w:semiHidden="1" w:uiPriority="9" w:unhideWhenUsed="1" w:qFormat="1"/>
-    <w:lsdException w:name="heading 4" w:semiHidden="1" w:uiPriority="9" w:unhideWhenUsed="1" w:qFormat="1"/>
-    <w:lsdException w:name="heading 5" w:semiHidden="1" w:uiPriority="9" w:unhideWhenUsed="1" w:qFormat="1"/>
-    <w:lsdException w:name="heading 6" w:semiHidden="1" w:uiPriority="9" w:unhideWhenUsed="1" w:qFormat="1"/>
-    <w:lsdException w:name="heading 7" w:semiHidden="1" w:uiPriority="9" w:unhideWhenUsed="1" w:qFormat="1"/>
-    <w:lsdException w:name="heading 8" w:semiHidden="1" w:uiPriority="9" w:unhideWhenUsed="1" w:qFormat="1"/>
-    <w:lsdException w:name="heading 9" w:semiHidden="1" w:uiPriority="9" w:unhideWhenUsed="1" w:qFormat="1"/>
+    <w:lsdException w:name="heading 2" w:uiPriority="9" w:semiHidden="1" w:unhideWhenUsed="1" w:qFormat="1"/>
+    <w:lsdException w:name="heading 3" w:uiPriority="9" w:semiHidden="1" w:unhideWhenUsed="1" w:qFormat="1"/>
+    <w:lsdException w:name="heading 4" w:uiPriority="9" w:semiHidden="1" w:unhideWhenUsed="1" w:qFormat="1"/>
+    <w:lsdException w:name="heading 5" w:uiPriority="9" w:semiHidden="1" w:unhideWhenUsed="1" w:qFormat="1"/>
+    <w:lsdException w:name="heading 6" w:uiPriority="9" w:semiHidden="1" w:unhideWhenUsed="1" w:qFormat="1"/>
+    <w:lsdException w:name="heading 7" w:uiPriority="9" w:semiHidden="1" w:unhideWhenUsed="1" w:qFormat="1"/>
+    <w:lsdException w:name="heading 8" w:uiPriority="9" w:semiHidden="1" w:unhideWhenUsed="1" w:qFormat="1"/>
+    <w:lsdException w:name="heading 9" w:uiPriority="9" w:semiHidden="1" w:unhideWhenUsed="1" w:qFormat="1"/>
     <w:lsdException w:name="index 1" w:semiHidden="1" w:unhideWhenUsed="1"/>
     <w:lsdException w:name="index 2" w:semiHidden="1" w:unhideWhenUsed="1"/>
     <w:lsdException w:name="index 3" w:semiHidden="1" w:unhideWhenUsed="1"/>
@@ -2018,22 +1625,22 @@
     <w:lsdException w:name="index 7" w:semiHidden="1" w:unhideWhenUsed="1"/>
     <w:lsdException w:name="index 8" w:semiHidden="1" w:unhideWhenUsed="1"/>
     <w:lsdException w:name="index 9" w:semiHidden="1" w:unhideWhenUsed="1"/>
-    <w:lsdException w:name="toc 1" w:semiHidden="1" w:uiPriority="39" w:unhideWhenUsed="1"/>
-    <w:lsdException w:name="toc 2" w:semiHidden="1" w:uiPriority="39" w:unhideWhenUsed="1"/>
-    <w:lsdException w:name="toc 3" w:semiHidden="1" w:uiPriority="39" w:unhideWhenUsed="1"/>
-    <w:lsdException w:name="toc 4" w:semiHidden="1" w:uiPriority="39" w:unhideWhenUsed="1"/>
-    <w:lsdException w:name="toc 5" w:semiHidden="1" w:uiPriority="39" w:unhideWhenUsed="1"/>
-    <w:lsdException w:name="toc 6" w:semiHidden="1" w:uiPriority="39" w:unhideWhenUsed="1"/>
-    <w:lsdException w:name="toc 7" w:semiHidden="1" w:uiPriority="39" w:unhideWhenUsed="1"/>
-    <w:lsdException w:name="toc 8" w:semiHidden="1" w:uiPriority="39" w:unhideWhenUsed="1"/>
-    <w:lsdException w:name="toc 9" w:semiHidden="1" w:uiPriority="39" w:unhideWhenUsed="1"/>
+    <w:lsdException w:name="toc 1" w:uiPriority="39" w:semiHidden="1" w:unhideWhenUsed="1"/>
+    <w:lsdException w:name="toc 2" w:uiPriority="39" w:semiHidden="1" w:unhideWhenUsed="1"/>
+    <w:lsdException w:name="toc 3" w:uiPriority="39" w:semiHidden="1" w:unhideWhenUsed="1"/>
+    <w:lsdException w:name="toc 4" w:uiPriority="39" w:semiHidden="1" w:unhideWhenUsed="1"/>
+    <w:lsdException w:name="toc 5" w:uiPriority="39" w:semiHidden="1" w:unhideWhenUsed="1"/>
+    <w:lsdException w:name="toc 6" w:uiPriority="39" w:semiHidden="1" w:unhideWhenUsed="1"/>
+    <w:lsdException w:name="toc 7" w:uiPriority="39" w:semiHidden="1" w:unhideWhenUsed="1"/>
+    <w:lsdException w:name="toc 8" w:uiPriority="39" w:semiHidden="1" w:unhideWhenUsed="1"/>
+    <w:lsdException w:name="toc 9" w:uiPriority="39" w:semiHidden="1" w:unhideWhenUsed="1"/>
     <w:lsdException w:name="Normal Indent" w:semiHidden="1" w:unhideWhenUsed="1"/>
     <w:lsdException w:name="footnote text" w:semiHidden="1" w:unhideWhenUsed="1"/>
     <w:lsdException w:name="annotation text" w:semiHidden="1" w:unhideWhenUsed="1"/>
     <w:lsdException w:name="header" w:semiHidden="1" w:unhideWhenUsed="1"/>
     <w:lsdException w:name="footer" w:semiHidden="1" w:unhideWhenUsed="1"/>
     <w:lsdException w:name="index heading" w:semiHidden="1" w:unhideWhenUsed="1"/>
-    <w:lsdException w:name="caption" w:semiHidden="1" w:uiPriority="35" w:unhideWhenUsed="1" w:qFormat="1"/>
+    <w:lsdException w:name="caption" w:uiPriority="35" w:semiHidden="1" w:unhideWhenUsed="1" w:qFormat="1"/>
     <w:lsdException w:name="table of figures" w:semiHidden="1" w:unhideWhenUsed="1"/>
     <w:lsdException w:name="envelope address" w:semiHidden="1" w:unhideWhenUsed="1"/>
     <w:lsdException w:name="envelope return" w:semiHidden="1" w:unhideWhenUsed="1"/>
@@ -2064,7 +1671,7 @@
     <w:lsdException w:name="Title" w:uiPriority="10" w:qFormat="1"/>
     <w:lsdException w:name="Closing" w:semiHidden="1" w:unhideWhenUsed="1"/>
     <w:lsdException w:name="Signature" w:semiHidden="1" w:unhideWhenUsed="1"/>
-    <w:lsdException w:name="Default Paragraph Font" w:semiHidden="1" w:uiPriority="1" w:unhideWhenUsed="1"/>
+    <w:lsdException w:name="Default Paragraph Font" w:uiPriority="1" w:semiHidden="1" w:unhideWhenUsed="1"/>
     <w:lsdException w:name="Body Text" w:semiHidden="1" w:unhideWhenUsed="1"/>
     <w:lsdException w:name="Body Text Indent" w:semiHidden="1" w:unhideWhenUsed="1"/>
     <w:lsdException w:name="List Continue" w:semiHidden="1" w:unhideWhenUsed="1"/>
@@ -2264,8 +1871,8 @@
     <w:lsdException w:name="Subtle Reference" w:uiPriority="31" w:qFormat="1"/>
     <w:lsdException w:name="Intense Reference" w:uiPriority="32" w:qFormat="1"/>
     <w:lsdException w:name="Book Title" w:uiPriority="33" w:qFormat="1"/>
-    <w:lsdException w:name="Bibliography" w:semiHidden="1" w:uiPriority="37" w:unhideWhenUsed="1"/>
-    <w:lsdException w:name="TOC Heading" w:semiHidden="1" w:uiPriority="39" w:unhideWhenUsed="1" w:qFormat="1"/>
+    <w:lsdException w:name="Bibliography" w:uiPriority="37" w:semiHidden="1" w:unhideWhenUsed="1"/>
+    <w:lsdException w:name="TOC Heading" w:uiPriority="39" w:semiHidden="1" w:unhideWhenUsed="1" w:qFormat="1"/>
     <w:lsdException w:name="Plain Table 1" w:uiPriority="41"/>
     <w:lsdException w:name="Plain Table 2" w:uiPriority="42"/>
     <w:lsdException w:name="Plain Table 3" w:uiPriority="43"/>
@@ -2376,15 +1983,133 @@
     <w:lsdException w:name="Unresolved Mention" w:semiHidden="1" w:unhideWhenUsed="1"/>
     <w:lsdException w:name="Smart Link" w:semiHidden="1" w:unhideWhenUsed="1"/>
   </w:latentStyles>
-  <w:style w:type="paragraph" w:default="1" w:styleId="Normal">
+  <w:style w:type="paragraph" w:styleId="Normal" w:default="1">
     <w:name w:val="Normal"/>
     <w:qFormat/>
+    <w:pPr>
+      <w:widowControl/>
+      <w:bidi w:val="0"/>
+      <w:spacing w:lineRule="auto" w:line="259" w:before="0" w:after="160"/>
+      <w:jc w:val="left"/>
+    </w:pPr>
+    <w:rPr>
+      <w:rFonts w:ascii="Calibri" w:hAnsi="Calibri" w:eastAsia="Calibri" w:cs="" w:asciiTheme="minorHAnsi" w:cstheme="minorBidi" w:eastAsiaTheme="minorHAnsi" w:hAnsiTheme="minorHAnsi"/>
+      <w:color w:val="auto"/>
+      <w:kern w:val="0"/>
+      <w:sz w:val="22"/>
+      <w:szCs w:val="22"/>
+      <w:lang w:val="fr-CA" w:eastAsia="en-US" w:bidi="ar-SA"/>
+    </w:rPr>
   </w:style>
-  <w:style w:type="character" w:default="1" w:styleId="Policepardfaut">
+  <w:style w:type="character" w:styleId="DefaultParagraphFont" w:default="1">
     <w:name w:val="Default Paragraph Font"/>
     <w:uiPriority w:val="1"/>
     <w:semiHidden/>
     <w:unhideWhenUsed/>
+    <w:qFormat/>
+    <w:rPr/>
+  </w:style>
+  <w:style w:type="character" w:styleId="LienInternet">
+    <w:name w:val="Lien Internet"/>
+    <w:basedOn w:val="DefaultParagraphFont"/>
+    <w:uiPriority w:val="99"/>
+    <w:unhideWhenUsed/>
+    <w:rsid w:val="00644620"/>
+    <w:rPr>
+      <w:color w:val="0563C1" w:themeColor="hyperlink"/>
+      <w:u w:val="single"/>
+    </w:rPr>
+  </w:style>
+  <w:style w:type="character" w:styleId="UnresolvedMention">
+    <w:name w:val="Unresolved Mention"/>
+    <w:basedOn w:val="DefaultParagraphFont"/>
+    <w:uiPriority w:val="99"/>
+    <w:semiHidden/>
+    <w:unhideWhenUsed/>
+    <w:qFormat/>
+    <w:rsid w:val="00644620"/>
+    <w:rPr>
+      <w:color w:val="605E5C"/>
+      <w:shd w:fill="E1DFDD" w:val="clear"/>
+    </w:rPr>
+  </w:style>
+  <w:style w:type="paragraph" w:styleId="Titre">
+    <w:name w:val="Titre"/>
+    <w:basedOn w:val="Normal"/>
+    <w:next w:val="Corpsdetexte"/>
+    <w:qFormat/>
+    <w:pPr>
+      <w:keepNext w:val="true"/>
+      <w:spacing w:before="240" w:after="120"/>
+    </w:pPr>
+    <w:rPr>
+      <w:rFonts w:ascii="Liberation Sans" w:hAnsi="Liberation Sans" w:eastAsia="Noto Sans CJK SC" w:cs="Lohit Devanagari"/>
+      <w:sz w:val="28"/>
+      <w:szCs w:val="28"/>
+    </w:rPr>
+  </w:style>
+  <w:style w:type="paragraph" w:styleId="Corpsdetexte">
+    <w:name w:val="Body Text"/>
+    <w:basedOn w:val="Normal"/>
+    <w:pPr>
+      <w:spacing w:lineRule="auto" w:line="276" w:before="0" w:after="140"/>
+    </w:pPr>
+    <w:rPr/>
+  </w:style>
+  <w:style w:type="paragraph" w:styleId="Liste">
+    <w:name w:val="List"/>
+    <w:basedOn w:val="Corpsdetexte"/>
+    <w:pPr/>
+    <w:rPr>
+      <w:rFonts w:cs="Lohit Devanagari"/>
+    </w:rPr>
+  </w:style>
+  <w:style w:type="paragraph" w:styleId="Lgende">
+    <w:name w:val="Caption"/>
+    <w:basedOn w:val="Normal"/>
+    <w:qFormat/>
+    <w:pPr>
+      <w:suppressLineNumbers/>
+      <w:spacing w:before="120" w:after="120"/>
+    </w:pPr>
+    <w:rPr>
+      <w:rFonts w:cs="Lohit Devanagari"/>
+      <w:i/>
+      <w:iCs/>
+      <w:sz w:val="24"/>
+      <w:szCs w:val="24"/>
+    </w:rPr>
+  </w:style>
+  <w:style w:type="paragraph" w:styleId="Index">
+    <w:name w:val="Index"/>
+    <w:basedOn w:val="Normal"/>
+    <w:qFormat/>
+    <w:pPr>
+      <w:suppressLineNumbers/>
+    </w:pPr>
+    <w:rPr>
+      <w:rFonts w:cs="Lohit Devanagari"/>
+    </w:rPr>
+  </w:style>
+  <w:style w:type="paragraph" w:styleId="ListParagraph">
+    <w:name w:val="List Paragraph"/>
+    <w:basedOn w:val="Normal"/>
+    <w:uiPriority w:val="34"/>
+    <w:qFormat/>
+    <w:rsid w:val="008164a1"/>
+    <w:pPr>
+      <w:spacing w:before="0" w:after="160"/>
+      <w:ind w:left="720" w:hanging="0"/>
+      <w:contextualSpacing/>
+    </w:pPr>
+    <w:rPr/>
+  </w:style>
+  <w:style w:type="numbering" w:styleId="NoList" w:default="1">
+    <w:name w:val="No List"/>
+    <w:uiPriority w:val="99"/>
+    <w:semiHidden/>
+    <w:unhideWhenUsed/>
+    <w:qFormat/>
   </w:style>
   <w:style w:type="table" w:default="1" w:styleId="TableauNormal">
     <w:name w:val="Normal Table"/>
@@ -2392,7 +2117,6 @@
     <w:semiHidden/>
     <w:unhideWhenUsed/>
     <w:tblPr>
-      <w:tblInd w:w="0" w:type="dxa"/>
       <w:tblCellMar>
         <w:top w:w="0" w:type="dxa"/>
         <w:left w:w="108" w:type="dxa"/>
@@ -2401,64 +2125,24 @@
       </w:tblCellMar>
     </w:tblPr>
   </w:style>
-  <w:style w:type="numbering" w:default="1" w:styleId="Aucuneliste">
-    <w:name w:val="No List"/>
-    <w:uiPriority w:val="99"/>
-    <w:semiHidden/>
-    <w:unhideWhenUsed/>
-  </w:style>
-  <w:style w:type="paragraph" w:styleId="Paragraphedeliste">
-    <w:name w:val="List Paragraph"/>
-    <w:basedOn w:val="Normal"/>
-    <w:uiPriority w:val="34"/>
-    <w:qFormat/>
-    <w:rsid w:val="008164A1"/>
-    <w:pPr>
-      <w:ind w:left="720"/>
-      <w:contextualSpacing/>
-    </w:pPr>
-  </w:style>
   <w:style w:type="table" w:styleId="Grilledutableau">
     <w:name w:val="Table Grid"/>
     <w:basedOn w:val="TableauNormal"/>
     <w:uiPriority w:val="39"/>
-    <w:rsid w:val="00380C1B"/>
+    <w:rsid w:val="00380c1b"/>
     <w:pPr>
       <w:spacing w:after="0" w:line="240" w:lineRule="auto"/>
     </w:pPr>
     <w:tblPr>
       <w:tblBorders>
-        <w:top w:val="single" w:sz="4" w:space="0" w:color="auto"/>
-        <w:left w:val="single" w:sz="4" w:space="0" w:color="auto"/>
-        <w:bottom w:val="single" w:sz="4" w:space="0" w:color="auto"/>
-        <w:right w:val="single" w:sz="4" w:space="0" w:color="auto"/>
-        <w:insideH w:val="single" w:sz="4" w:space="0" w:color="auto"/>
-        <w:insideV w:val="single" w:sz="4" w:space="0" w:color="auto"/>
+        <w:top w:val="single" w:color="auto" w:sz="4" w:space="0"/>
+        <w:left w:val="single" w:color="auto" w:sz="4" w:space="0"/>
+        <w:bottom w:val="single" w:color="auto" w:sz="4" w:space="0"/>
+        <w:right w:val="single" w:color="auto" w:sz="4" w:space="0"/>
+        <w:insideH w:val="single" w:color="auto" w:sz="4" w:space="0"/>
+        <w:insideV w:val="single" w:color="auto" w:sz="4" w:space="0"/>
       </w:tblBorders>
     </w:tblPr>
-  </w:style>
-  <w:style w:type="character" w:styleId="Lienhypertexte">
-    <w:name w:val="Hyperlink"/>
-    <w:basedOn w:val="Policepardfaut"/>
-    <w:uiPriority w:val="99"/>
-    <w:unhideWhenUsed/>
-    <w:rsid w:val="00644620"/>
-    <w:rPr>
-      <w:color w:val="0563C1" w:themeColor="hyperlink"/>
-      <w:u w:val="single"/>
-    </w:rPr>
-  </w:style>
-  <w:style w:type="character" w:styleId="Mentionnonrsolue">
-    <w:name w:val="Unresolved Mention"/>
-    <w:basedOn w:val="Policepardfaut"/>
-    <w:uiPriority w:val="99"/>
-    <w:semiHidden/>
-    <w:unhideWhenUsed/>
-    <w:rsid w:val="00644620"/>
-    <w:rPr>
-      <w:color w:val="605E5C"/>
-      <w:shd w:val="clear" w:color="auto" w:fill="E1DFDD"/>
-    </w:rPr>
   </w:style>
 </w:styles>
 </file>
@@ -2759,6 +2443,15 @@
 </file>
 
 <file path=customXml/item1.xml><?xml version="1.0" encoding="utf-8"?>
+<?mso-contentType ?>
+<FormTemplates xmlns="http://schemas.microsoft.com/sharepoint/v3/contenttype/forms">
+  <Display>DocumentLibraryForm</Display>
+  <Edit>DocumentLibraryForm</Edit>
+  <New>DocumentLibraryForm</New>
+</FormTemplates>
+</file>
+
+<file path=customXml/item2.xml><?xml version="1.0" encoding="utf-8"?>
 <ct:contentTypeSchema xmlns:ct="http://schemas.microsoft.com/office/2006/metadata/contentType" xmlns:ma="http://schemas.microsoft.com/office/2006/metadata/properties/metaAttributes" ct:_="" ma:_="" ma:contentTypeName="Document" ma:contentTypeID="0x010100D129A719FBE9424BAEAA3E685EC821E5" ma:contentTypeVersion="15" ma:contentTypeDescription="Crée un document." ma:contentTypeScope="" ma:versionID="1d1250d4f23777a3ee201e9b9bdd9630">
   <xsd:schema xmlns:xsd="http://www.w3.org/2001/XMLSchema" xmlns:xs="http://www.w3.org/2001/XMLSchema" xmlns:p="http://schemas.microsoft.com/office/2006/metadata/properties" xmlns:ns2="ee3b7c67-28c9-4d7c-a669-1dff6e18d7da" xmlns:ns3="36e2cab8-2cfe-4038-b0b8-db0d9a630908" targetNamespace="http://schemas.microsoft.com/office/2006/metadata/properties" ma:root="true" ma:fieldsID="8cc5c2f6cc4681878b7c85522b8e7808" ns2:_="" ns3:_="">
     <xsd:import namespace="ee3b7c67-28c9-4d7c-a669-1dff6e18d7da"/>
@@ -2993,15 +2686,6 @@
 </ct:contentTypeSchema>
 </file>
 
-<file path=customXml/item2.xml><?xml version="1.0" encoding="utf-8"?>
-<?mso-contentType ?>
-<FormTemplates xmlns="http://schemas.microsoft.com/sharepoint/v3/contenttype/forms">
-  <Display>DocumentLibraryForm</Display>
-  <Edit>DocumentLibraryForm</Edit>
-  <New>DocumentLibraryForm</New>
-</FormTemplates>
-</file>
-
 <file path=customXml/item3.xml><?xml version="1.0" encoding="utf-8"?>
 <p:properties xmlns:p="http://schemas.microsoft.com/office/2006/metadata/properties" xmlns:xsi="http://www.w3.org/2001/XMLSchema-instance" xmlns:pc="http://schemas.microsoft.com/office/infopath/2007/PartnerControls">
   <documentManagement>
@@ -3014,11 +2698,11 @@
 </file>
 
 <file path=customXml/itemProps1.xml><?xml version="1.0" encoding="utf-8"?>
-<ds:datastoreItem xmlns:ds="http://schemas.openxmlformats.org/officeDocument/2006/customXml" ds:itemID="{69FC3887-D702-45C7-9078-F85E97296CEB}"/>
+<ds:datastoreItem xmlns:ds="http://schemas.openxmlformats.org/officeDocument/2006/customXml" ds:itemID="{FC002EE4-38B4-4FA8-BDB1-FDB562F3FE54}"/>
 </file>
 
 <file path=customXml/itemProps2.xml><?xml version="1.0" encoding="utf-8"?>
-<ds:datastoreItem xmlns:ds="http://schemas.openxmlformats.org/officeDocument/2006/customXml" ds:itemID="{FC002EE4-38B4-4FA8-BDB1-FDB562F3FE54}"/>
+<ds:datastoreItem xmlns:ds="http://schemas.openxmlformats.org/officeDocument/2006/customXml" ds:itemID="{69FC3887-D702-45C7-9078-F85E97296CEB}"/>
 </file>
 
 <file path=customXml/itemProps3.xml><?xml version="1.0" encoding="utf-8"?>
